--- a/Sindhi Muslim/Papers/Class 2/Class 2 - English.docx
+++ b/Sindhi Muslim/Papers/Class 2/Class 2 - English.docx
@@ -1,21 +1,442 @@
 
 <file path=word/document.xml><?xml version="1.0" encoding="utf-8"?>
-<w:document xmlns:wpc="http://schemas.microsoft.com/office/word/2010/wordprocessingCanvas" xmlns:cx="http://schemas.microsoft.com/office/drawing/2014/chartex" xmlns:cx1="http://schemas.microsoft.com/office/drawing/2015/9/8/chartex" xmlns:cx2="http://schemas.microsoft.com/office/drawing/2015/10/21/chartex" xmlns:cx3="http://schemas.microsoft.com/office/drawing/2016/5/9/chartex" xmlns:cx4="http://schemas.microsoft.com/office/drawing/2016/5/10/chartex" xmlns:cx5="http://schemas.microsoft.com/office/drawing/2016/5/11/chartex" xmlns:cx6="http://schemas.microsoft.com/office/drawing/2016/5/12/chartex" xmlns:cx7="http://schemas.microsoft.com/office/drawing/2016/5/13/chartex" xmlns:cx8="http://schemas.microsoft.com/office/drawing/2016/5/14/chartex" xmlns:mc="http://schemas.openxmlformats.org/markup-compatibility/2006" xmlns:aink="http://schemas.microsoft.com/office/drawing/2016/ink" xmlns:am3d="http://schemas.microsoft.com/office/drawing/2017/model3d" xmlns:o="urn:schemas-microsoft-com:office:office" xmlns:r="http://schemas.openxmlformats.org/officeDocument/2006/relationships" xmlns:m="http://schemas.openxmlformats.org/officeDocument/2006/math" xmlns:v="urn:schemas-microsoft-com:vml" xmlns:wp14="http://schemas.microsoft.com/office/word/2010/wordprocessingDrawing" xmlns:wp="http://schemas.openxmlformats.org/drawingml/2006/wordprocessingDrawing" xmlns:w10="urn:schemas-microsoft-com:office:word" xmlns:w="http://schemas.openxmlformats.org/wordprocessingml/2006/main" xmlns:w14="http://schemas.microsoft.com/office/word/2010/wordml" xmlns:w15="http://schemas.microsoft.com/office/word/2012/wordml" xmlns:w16cex="http://schemas.microsoft.com/office/word/2018/wordml/cex" xmlns:w16cid="http://schemas.microsoft.com/office/word/2016/wordml/cid" xmlns:w16="http://schemas.microsoft.com/office/word/2018/wordml" xmlns:w16sdtdh="http://schemas.microsoft.com/office/word/2020/wordml/sdtdatahash" xmlns:w16se="http://schemas.microsoft.com/office/word/2015/wordml/symex" xmlns:wpg="http://schemas.microsoft.com/office/word/2010/wordprocessingGroup" xmlns:wpi="http://schemas.microsoft.com/office/word/2010/wordprocessingInk" xmlns:wne="http://schemas.microsoft.com/office/word/2006/wordml" xmlns:wps="http://schemas.microsoft.com/office/word/2010/wordprocessingShape" mc:Ignorable="w14 w15 w16se w16cid w16 w16cex w16sdtdh wp14">
+<w:document xmlns:wpc="http://schemas.microsoft.com/office/word/2010/wordprocessingCanvas" xmlns:cx="http://schemas.microsoft.com/office/drawing/2014/chartex" xmlns:cx1="http://schemas.microsoft.com/office/drawing/2015/9/8/chartex" xmlns:cx2="http://schemas.microsoft.com/office/drawing/2015/10/21/chartex" xmlns:cx3="http://schemas.microsoft.com/office/drawing/2016/5/9/chartex" xmlns:cx4="http://schemas.microsoft.com/office/drawing/2016/5/10/chartex" xmlns:cx5="http://schemas.microsoft.com/office/drawing/2016/5/11/chartex" xmlns:cx6="http://schemas.microsoft.com/office/drawing/2016/5/12/chartex" xmlns:cx7="http://schemas.microsoft.com/office/drawing/2016/5/13/chartex" xmlns:cx8="http://schemas.microsoft.com/office/drawing/2016/5/14/chartex" xmlns:mc="http://schemas.openxmlformats.org/markup-compatibility/2006" xmlns:aink="http://schemas.microsoft.com/office/drawing/2016/ink" xmlns:am3d="http://schemas.microsoft.com/office/drawing/2017/model3d" xmlns:o="urn:schemas-microsoft-com:office:office" xmlns:oel="http://schemas.microsoft.com/office/2019/extlst" xmlns:r="http://schemas.openxmlformats.org/officeDocument/2006/relationships" xmlns:m="http://schemas.openxmlformats.org/officeDocument/2006/math" xmlns:v="urn:schemas-microsoft-com:vml" xmlns:wp14="http://schemas.microsoft.com/office/word/2010/wordprocessingDrawing" xmlns:wp="http://schemas.openxmlformats.org/drawingml/2006/wordprocessingDrawing" xmlns:w10="urn:schemas-microsoft-com:office:word" xmlns:w="http://schemas.openxmlformats.org/wordprocessingml/2006/main" xmlns:w14="http://schemas.microsoft.com/office/word/2010/wordml" xmlns:w15="http://schemas.microsoft.com/office/word/2012/wordml" xmlns:w16cex="http://schemas.microsoft.com/office/word/2018/wordml/cex" xmlns:w16cid="http://schemas.microsoft.com/office/word/2016/wordml/cid" xmlns:w16="http://schemas.microsoft.com/office/word/2018/wordml" xmlns:w16du="http://schemas.microsoft.com/office/word/2023/wordml/word16du" xmlns:w16sdtdh="http://schemas.microsoft.com/office/word/2020/wordml/sdtdatahash" xmlns:w16se="http://schemas.microsoft.com/office/word/2015/wordml/symex" xmlns:wpg="http://schemas.microsoft.com/office/word/2010/wordprocessingGroup" xmlns:wpi="http://schemas.microsoft.com/office/word/2010/wordprocessingInk" xmlns:wne="http://schemas.microsoft.com/office/word/2006/wordml" xmlns:wps="http://schemas.microsoft.com/office/word/2010/wordprocessingShape" mc:Ignorable="w14 w15 w16se w16cid w16 w16cex w16sdtdh w16du wp14">
   <w:body>
+    <w:tbl>
+      <w:tblPr>
+        <w:tblStyle w:val="TableGrid"/>
+        <w:tblW w:w="0" w:type="auto"/>
+        <w:tblBorders>
+          <w:top w:val="none" w:sz="0" w:space="0" w:color="auto"/>
+          <w:left w:val="none" w:sz="0" w:space="0" w:color="auto"/>
+          <w:bottom w:val="none" w:sz="0" w:space="0" w:color="auto"/>
+          <w:right w:val="none" w:sz="0" w:space="0" w:color="auto"/>
+          <w:insideH w:val="none" w:sz="0" w:space="0" w:color="auto"/>
+          <w:insideV w:val="none" w:sz="0" w:space="0" w:color="auto"/>
+        </w:tblBorders>
+        <w:tblLook w:val="04A0" w:firstRow="1" w:lastRow="0" w:firstColumn="1" w:lastColumn="0" w:noHBand="0" w:noVBand="1"/>
+      </w:tblPr>
+      <w:tblGrid>
+        <w:gridCol w:w="3914"/>
+        <w:gridCol w:w="2710"/>
+        <w:gridCol w:w="2736"/>
+      </w:tblGrid>
+      <w:tr>
+        <w:tc>
+          <w:tcPr>
+            <w:tcW w:w="9360" w:type="dxa"/>
+            <w:gridSpan w:val="3"/>
+            <w:vAlign w:val="center"/>
+          </w:tcPr>
+          <w:p>
+            <w:pPr>
+              <w:jc w:val="center"/>
+              <w:rPr>
+                <w:rFonts w:asciiTheme="majorBidi" w:hAnsiTheme="majorBidi" w:cstheme="majorBidi"/>
+                <w:b/>
+                <w:bCs/>
+                <w:sz w:val="28"/>
+                <w:szCs w:val="28"/>
+              </w:rPr>
+            </w:pPr>
+            <w:bookmarkStart w:id="0" w:name="_Hlk184809349"/>
+            <w:r>
+              <w:rPr>
+                <w:rFonts w:asciiTheme="majorBidi" w:hAnsiTheme="majorBidi" w:cstheme="majorBidi"/>
+                <w:b/>
+                <w:bCs/>
+                <w:sz w:val="52"/>
+                <w:szCs w:val="52"/>
+              </w:rPr>
+              <w:t>Govt. High School</w:t>
+            </w:r>
+          </w:p>
+        </w:tc>
+      </w:tr>
+      <w:tr>
+        <w:tc>
+          <w:tcPr>
+            <w:tcW w:w="9360" w:type="dxa"/>
+            <w:gridSpan w:val="3"/>
+            <w:vAlign w:val="center"/>
+          </w:tcPr>
+          <w:p>
+            <w:pPr>
+              <w:jc w:val="center"/>
+              <w:rPr>
+                <w:rFonts w:asciiTheme="majorBidi" w:hAnsiTheme="majorBidi" w:cstheme="majorBidi"/>
+                <w:sz w:val="28"/>
+                <w:szCs w:val="28"/>
+              </w:rPr>
+            </w:pPr>
+            <w:r>
+              <w:rPr>
+                <w:rFonts w:asciiTheme="majorBidi" w:hAnsiTheme="majorBidi" w:cstheme="majorBidi"/>
+                <w:sz w:val="36"/>
+                <w:szCs w:val="36"/>
+              </w:rPr>
+              <w:t>Sindhi Jamaat Co-Operative Housing Society, Karachi</w:t>
+            </w:r>
+          </w:p>
+        </w:tc>
+      </w:tr>
+      <w:tr>
+        <w:tc>
+          <w:tcPr>
+            <w:tcW w:w="9360" w:type="dxa"/>
+            <w:gridSpan w:val="3"/>
+            <w:vAlign w:val="center"/>
+          </w:tcPr>
+          <w:p>
+            <w:pPr>
+              <w:jc w:val="center"/>
+              <w:rPr>
+                <w:b/>
+                <w:bCs/>
+                <w:sz w:val="28"/>
+                <w:szCs w:val="28"/>
+              </w:rPr>
+            </w:pPr>
+            <w:r>
+              <w:rPr>
+                <w:b/>
+                <w:bCs/>
+                <w:sz w:val="36"/>
+                <w:szCs w:val="36"/>
+              </w:rPr>
+              <w:t>Mid Term Examination 2024-25</w:t>
+            </w:r>
+          </w:p>
+        </w:tc>
+      </w:tr>
+      <w:tr>
+        <w:tc>
+          <w:tcPr>
+            <w:tcW w:w="3914" w:type="dxa"/>
+          </w:tcPr>
+          <w:p>
+            <w:pPr>
+              <w:rPr>
+                <w:b/>
+                <w:bCs/>
+                <w:sz w:val="28"/>
+                <w:szCs w:val="28"/>
+              </w:rPr>
+            </w:pPr>
+          </w:p>
+        </w:tc>
+        <w:tc>
+          <w:tcPr>
+            <w:tcW w:w="2710" w:type="dxa"/>
+          </w:tcPr>
+          <w:p>
+            <w:pPr>
+              <w:rPr>
+                <w:b/>
+                <w:bCs/>
+                <w:sz w:val="28"/>
+                <w:szCs w:val="28"/>
+              </w:rPr>
+            </w:pPr>
+          </w:p>
+        </w:tc>
+        <w:tc>
+          <w:tcPr>
+            <w:tcW w:w="2736" w:type="dxa"/>
+          </w:tcPr>
+          <w:p>
+            <w:pPr>
+              <w:rPr>
+                <w:b/>
+                <w:bCs/>
+                <w:sz w:val="28"/>
+                <w:szCs w:val="28"/>
+              </w:rPr>
+            </w:pPr>
+          </w:p>
+        </w:tc>
+      </w:tr>
+      <w:tr>
+        <w:tblPrEx>
+          <w:tblBorders>
+            <w:top w:val="single" w:sz="4" w:space="0" w:color="auto"/>
+            <w:left w:val="single" w:sz="4" w:space="0" w:color="auto"/>
+            <w:bottom w:val="single" w:sz="4" w:space="0" w:color="auto"/>
+            <w:right w:val="single" w:sz="4" w:space="0" w:color="auto"/>
+            <w:insideH w:val="single" w:sz="4" w:space="0" w:color="auto"/>
+            <w:insideV w:val="single" w:sz="4" w:space="0" w:color="auto"/>
+          </w:tblBorders>
+        </w:tblPrEx>
+        <w:trPr>
+          <w:trHeight w:val="432"/>
+        </w:trPr>
+        <w:tc>
+          <w:tcPr>
+            <w:tcW w:w="3914" w:type="dxa"/>
+            <w:tcBorders>
+              <w:top w:val="nil"/>
+              <w:left w:val="nil"/>
+              <w:bottom w:val="nil"/>
+              <w:right w:val="nil"/>
+            </w:tcBorders>
+          </w:tcPr>
+          <w:p>
+            <w:pPr>
+              <w:rPr>
+                <w:rFonts w:asciiTheme="majorBidi" w:hAnsiTheme="majorBidi" w:cstheme="majorBidi"/>
+                <w:sz w:val="28"/>
+                <w:szCs w:val="28"/>
+              </w:rPr>
+            </w:pPr>
+            <w:r>
+              <w:rPr>
+                <w:rFonts w:asciiTheme="majorBidi" w:hAnsiTheme="majorBidi" w:cstheme="majorBidi"/>
+                <w:b/>
+                <w:bCs/>
+                <w:sz w:val="28"/>
+                <w:szCs w:val="28"/>
+              </w:rPr>
+              <w:t>Paper:</w:t>
+            </w:r>
+            <w:r>
+              <w:rPr>
+                <w:rFonts w:asciiTheme="majorBidi" w:hAnsiTheme="majorBidi" w:cstheme="majorBidi"/>
+                <w:sz w:val="28"/>
+                <w:szCs w:val="28"/>
+              </w:rPr>
+              <w:t xml:space="preserve"> </w:t>
+            </w:r>
+            <w:r>
+              <w:rPr>
+                <w:rFonts w:asciiTheme="majorBidi" w:hAnsiTheme="majorBidi" w:cstheme="majorBidi"/>
+                <w:sz w:val="28"/>
+                <w:szCs w:val="28"/>
+              </w:rPr>
+              <w:t>English</w:t>
+            </w:r>
+          </w:p>
+        </w:tc>
+        <w:tc>
+          <w:tcPr>
+            <w:tcW w:w="2710" w:type="dxa"/>
+            <w:tcBorders>
+              <w:top w:val="nil"/>
+              <w:left w:val="nil"/>
+              <w:bottom w:val="nil"/>
+              <w:right w:val="nil"/>
+            </w:tcBorders>
+          </w:tcPr>
+          <w:p>
+            <w:pPr>
+              <w:rPr>
+                <w:rFonts w:asciiTheme="majorBidi" w:hAnsiTheme="majorBidi" w:cstheme="majorBidi"/>
+                <w:sz w:val="28"/>
+                <w:szCs w:val="28"/>
+              </w:rPr>
+            </w:pPr>
+            <w:r>
+              <w:rPr>
+                <w:rFonts w:asciiTheme="majorBidi" w:hAnsiTheme="majorBidi" w:cstheme="majorBidi"/>
+                <w:b/>
+                <w:bCs/>
+                <w:sz w:val="28"/>
+                <w:szCs w:val="28"/>
+              </w:rPr>
+              <w:t>Class:</w:t>
+            </w:r>
+            <w:r>
+              <w:rPr>
+                <w:rFonts w:asciiTheme="majorBidi" w:hAnsiTheme="majorBidi" w:cstheme="majorBidi"/>
+                <w:sz w:val="28"/>
+                <w:szCs w:val="28"/>
+              </w:rPr>
+              <w:t xml:space="preserve"> </w:t>
+            </w:r>
+            <w:r>
+              <w:rPr>
+                <w:rFonts w:asciiTheme="majorBidi" w:hAnsiTheme="majorBidi" w:cstheme="majorBidi"/>
+                <w:sz w:val="28"/>
+                <w:szCs w:val="28"/>
+              </w:rPr>
+              <w:t>Two</w:t>
+            </w:r>
+          </w:p>
+        </w:tc>
+        <w:tc>
+          <w:tcPr>
+            <w:tcW w:w="2736" w:type="dxa"/>
+            <w:tcBorders>
+              <w:top w:val="nil"/>
+              <w:left w:val="nil"/>
+              <w:bottom w:val="nil"/>
+              <w:right w:val="nil"/>
+            </w:tcBorders>
+          </w:tcPr>
+          <w:p>
+            <w:pPr>
+              <w:rPr>
+                <w:rFonts w:asciiTheme="majorBidi" w:hAnsiTheme="majorBidi" w:cstheme="majorBidi"/>
+                <w:sz w:val="28"/>
+                <w:szCs w:val="28"/>
+              </w:rPr>
+            </w:pPr>
+            <w:r>
+              <w:rPr>
+                <w:rFonts w:asciiTheme="majorBidi" w:hAnsiTheme="majorBidi" w:cstheme="majorBidi"/>
+                <w:b/>
+                <w:bCs/>
+                <w:sz w:val="28"/>
+                <w:szCs w:val="28"/>
+              </w:rPr>
+              <w:t>Total Marks:</w:t>
+            </w:r>
+            <w:r>
+              <w:rPr>
+                <w:rFonts w:asciiTheme="majorBidi" w:hAnsiTheme="majorBidi" w:cstheme="majorBidi"/>
+                <w:sz w:val="28"/>
+                <w:szCs w:val="28"/>
+              </w:rPr>
+              <w:t xml:space="preserve"> 50</w:t>
+            </w:r>
+          </w:p>
+        </w:tc>
+      </w:tr>
+      <w:tr>
+        <w:tblPrEx>
+          <w:tblBorders>
+            <w:top w:val="single" w:sz="4" w:space="0" w:color="auto"/>
+            <w:left w:val="single" w:sz="4" w:space="0" w:color="auto"/>
+            <w:bottom w:val="single" w:sz="4" w:space="0" w:color="auto"/>
+            <w:right w:val="single" w:sz="4" w:space="0" w:color="auto"/>
+            <w:insideH w:val="single" w:sz="4" w:space="0" w:color="auto"/>
+            <w:insideV w:val="single" w:sz="4" w:space="0" w:color="auto"/>
+          </w:tblBorders>
+        </w:tblPrEx>
+        <w:trPr>
+          <w:trHeight w:val="432"/>
+        </w:trPr>
+        <w:tc>
+          <w:tcPr>
+            <w:tcW w:w="3914" w:type="dxa"/>
+            <w:tcBorders>
+              <w:top w:val="nil"/>
+              <w:left w:val="nil"/>
+              <w:bottom w:val="nil"/>
+              <w:right w:val="nil"/>
+            </w:tcBorders>
+          </w:tcPr>
+          <w:p>
+            <w:pPr>
+              <w:rPr>
+                <w:rFonts w:asciiTheme="majorBidi" w:hAnsiTheme="majorBidi" w:cstheme="majorBidi"/>
+                <w:sz w:val="28"/>
+                <w:szCs w:val="28"/>
+              </w:rPr>
+            </w:pPr>
+            <w:r>
+              <w:rPr>
+                <w:rFonts w:asciiTheme="majorBidi" w:hAnsiTheme="majorBidi" w:cstheme="majorBidi"/>
+                <w:b/>
+                <w:bCs/>
+                <w:sz w:val="28"/>
+                <w:szCs w:val="28"/>
+              </w:rPr>
+              <w:t>Name:</w:t>
+            </w:r>
+            <w:r>
+              <w:rPr>
+                <w:rFonts w:asciiTheme="majorBidi" w:hAnsiTheme="majorBidi" w:cstheme="majorBidi"/>
+                <w:sz w:val="28"/>
+                <w:szCs w:val="28"/>
+              </w:rPr>
+              <w:t xml:space="preserve"> ___________________</w:t>
+            </w:r>
+          </w:p>
+        </w:tc>
+        <w:tc>
+          <w:tcPr>
+            <w:tcW w:w="2710" w:type="dxa"/>
+            <w:tcBorders>
+              <w:top w:val="nil"/>
+              <w:left w:val="nil"/>
+              <w:bottom w:val="nil"/>
+              <w:right w:val="nil"/>
+            </w:tcBorders>
+          </w:tcPr>
+          <w:p>
+            <w:pPr>
+              <w:rPr>
+                <w:rFonts w:asciiTheme="majorBidi" w:hAnsiTheme="majorBidi" w:cstheme="majorBidi"/>
+                <w:sz w:val="28"/>
+                <w:szCs w:val="28"/>
+              </w:rPr>
+            </w:pPr>
+          </w:p>
+        </w:tc>
+        <w:tc>
+          <w:tcPr>
+            <w:tcW w:w="2736" w:type="dxa"/>
+            <w:tcBorders>
+              <w:top w:val="nil"/>
+              <w:left w:val="nil"/>
+              <w:bottom w:val="nil"/>
+              <w:right w:val="nil"/>
+            </w:tcBorders>
+          </w:tcPr>
+          <w:p>
+            <w:pPr>
+              <w:rPr>
+                <w:rFonts w:asciiTheme="majorBidi" w:hAnsiTheme="majorBidi" w:cstheme="majorBidi"/>
+                <w:sz w:val="28"/>
+                <w:szCs w:val="28"/>
+              </w:rPr>
+            </w:pPr>
+            <w:r>
+              <w:rPr>
+                <w:rFonts w:asciiTheme="majorBidi" w:hAnsiTheme="majorBidi" w:cstheme="majorBidi"/>
+                <w:b/>
+                <w:bCs/>
+                <w:sz w:val="28"/>
+                <w:szCs w:val="28"/>
+              </w:rPr>
+              <w:t>Date:</w:t>
+            </w:r>
+            <w:r>
+              <w:rPr>
+                <w:rFonts w:asciiTheme="majorBidi" w:hAnsiTheme="majorBidi" w:cstheme="majorBidi"/>
+                <w:sz w:val="28"/>
+                <w:szCs w:val="28"/>
+              </w:rPr>
+              <w:t xml:space="preserve"> </w:t>
+            </w:r>
+            <w:r>
+              <w:rPr>
+                <w:rFonts w:asciiTheme="majorBidi" w:hAnsiTheme="majorBidi" w:cstheme="majorBidi"/>
+                <w:sz w:val="28"/>
+                <w:szCs w:val="28"/>
+              </w:rPr>
+              <w:t>____________</w:t>
+            </w:r>
+          </w:p>
+        </w:tc>
+      </w:tr>
+      <w:bookmarkEnd w:id="0"/>
+    </w:tbl>
+    <w:p/>
     <w:p>
       <w:pPr>
         <w:rPr>
           <w:rFonts w:ascii="Algerian" w:hAnsi="Algerian"/>
-          <w:sz w:val="40"/>
-          <w:szCs w:val="40"/>
+          <w:sz w:val="36"/>
+          <w:szCs w:val="36"/>
           <w:u w:val="double"/>
         </w:rPr>
       </w:pPr>
       <w:r>
         <w:rPr>
           <w:rFonts w:ascii="Algerian" w:hAnsi="Algerian"/>
-          <w:sz w:val="72"/>
-          <w:szCs w:val="72"/>
+          <w:sz w:val="56"/>
+          <w:szCs w:val="56"/>
           <w:u w:val="double"/>
         </w:rPr>
         <w:t>Section “A”</w:t>
@@ -23,8 +444,8 @@
       <w:r>
         <w:rPr>
           <w:rFonts w:ascii="Algerian" w:hAnsi="Algerian"/>
-          <w:sz w:val="52"/>
-          <w:szCs w:val="52"/>
+          <w:sz w:val="48"/>
+          <w:szCs w:val="48"/>
           <w:u w:val="double"/>
         </w:rPr>
         <w:t xml:space="preserve"> </w:t>
@@ -32,8 +453,8 @@
       <w:r>
         <w:rPr>
           <w:rFonts w:ascii="Algerian" w:hAnsi="Algerian"/>
-          <w:sz w:val="40"/>
-          <w:szCs w:val="40"/>
+          <w:sz w:val="36"/>
+          <w:szCs w:val="36"/>
           <w:u w:val="double"/>
         </w:rPr>
         <w:t>(Objective)</w:t>
@@ -41,213 +462,2761 @@
     </w:p>
     <w:p>
       <w:pPr>
-        <w:pStyle w:val="ListParagraph"/>
-        <w:numPr>
-          <w:ilvl w:val="0"/>
-          <w:numId w:val="19"/>
-        </w:numPr>
         <w:rPr>
           <w:b/>
           <w:bCs/>
-          <w:sz w:val="28"/>
-          <w:szCs w:val="28"/>
+          <w:sz w:val="32"/>
+          <w:szCs w:val="32"/>
         </w:rPr>
       </w:pPr>
       <w:r>
         <w:rPr>
           <w:b/>
           <w:bCs/>
-          <w:sz w:val="28"/>
-          <w:szCs w:val="28"/>
+          <w:sz w:val="32"/>
+          <w:szCs w:val="32"/>
         </w:rPr>
-        <w:t xml:space="preserve">Fill in the blanks </w:t>
+        <w:t xml:space="preserve">Q1. </w:t>
+      </w:r>
+      <w:r>
+        <w:rPr>
+          <w:b/>
+          <w:bCs/>
+          <w:sz w:val="32"/>
+          <w:szCs w:val="32"/>
+        </w:rPr>
+        <w:t>Fill in the blanks</w:t>
+      </w:r>
+      <w:r>
+        <w:rPr>
+          <w:b/>
+          <w:bCs/>
+          <w:sz w:val="32"/>
+          <w:szCs w:val="32"/>
+        </w:rPr>
+        <w:tab/>
+        <w:t>(10)</w:t>
+      </w:r>
+    </w:p>
+    <w:tbl>
+      <w:tblPr>
+        <w:tblStyle w:val="TableGrid"/>
+        <w:tblW w:w="0" w:type="auto"/>
+        <w:tblInd w:w="-5" w:type="dxa"/>
+        <w:tblBorders>
+          <w:top w:val="none" w:sz="0" w:space="0" w:color="auto"/>
+          <w:left w:val="none" w:sz="0" w:space="0" w:color="auto"/>
+          <w:bottom w:val="none" w:sz="0" w:space="0" w:color="auto"/>
+          <w:right w:val="none" w:sz="0" w:space="0" w:color="auto"/>
+          <w:insideH w:val="none" w:sz="0" w:space="0" w:color="auto"/>
+          <w:insideV w:val="none" w:sz="0" w:space="0" w:color="auto"/>
+        </w:tblBorders>
+        <w:tblLook w:val="04A0" w:firstRow="1" w:lastRow="0" w:firstColumn="1" w:lastColumn="0" w:noHBand="0" w:noVBand="1"/>
+      </w:tblPr>
+      <w:tblGrid>
+        <w:gridCol w:w="8270"/>
+      </w:tblGrid>
+      <w:tr>
+        <w:trPr>
+          <w:trHeight w:val="432"/>
+        </w:trPr>
+        <w:tc>
+          <w:tcPr>
+            <w:tcW w:w="8270" w:type="dxa"/>
+            <w:vAlign w:val="center"/>
+          </w:tcPr>
+          <w:p>
+            <w:pPr>
+              <w:pStyle w:val="ListParagraph"/>
+              <w:numPr>
+                <w:ilvl w:val="0"/>
+                <w:numId w:val="4"/>
+              </w:numPr>
+              <w:spacing w:line="360" w:lineRule="auto"/>
+              <w:rPr>
+                <w:sz w:val="36"/>
+                <w:szCs w:val="36"/>
+              </w:rPr>
+            </w:pPr>
+            <w:r>
+              <w:rPr>
+                <w:sz w:val="28"/>
+                <w:szCs w:val="28"/>
+              </w:rPr>
+              <w:t>I _________ my new class.</w:t>
+            </w:r>
+          </w:p>
+        </w:tc>
+      </w:tr>
+      <w:tr>
+        <w:trPr>
+          <w:trHeight w:val="432"/>
+        </w:trPr>
+        <w:tc>
+          <w:tcPr>
+            <w:tcW w:w="8270" w:type="dxa"/>
+            <w:vAlign w:val="center"/>
+          </w:tcPr>
+          <w:p>
+            <w:pPr>
+              <w:pStyle w:val="ListParagraph"/>
+              <w:numPr>
+                <w:ilvl w:val="0"/>
+                <w:numId w:val="4"/>
+              </w:numPr>
+              <w:spacing w:line="360" w:lineRule="auto"/>
+              <w:rPr>
+                <w:sz w:val="36"/>
+                <w:szCs w:val="36"/>
+              </w:rPr>
+            </w:pPr>
+            <w:r>
+              <w:rPr>
+                <w:sz w:val="28"/>
+                <w:szCs w:val="28"/>
+              </w:rPr>
+              <w:t>My friend ____________ with me.</w:t>
+            </w:r>
+          </w:p>
+        </w:tc>
+      </w:tr>
+      <w:tr>
+        <w:trPr>
+          <w:trHeight w:val="432"/>
+        </w:trPr>
+        <w:tc>
+          <w:tcPr>
+            <w:tcW w:w="8270" w:type="dxa"/>
+            <w:vAlign w:val="center"/>
+          </w:tcPr>
+          <w:p>
+            <w:pPr>
+              <w:pStyle w:val="ListParagraph"/>
+              <w:numPr>
+                <w:ilvl w:val="0"/>
+                <w:numId w:val="4"/>
+              </w:numPr>
+              <w:spacing w:line="360" w:lineRule="auto"/>
+              <w:rPr>
+                <w:sz w:val="36"/>
+                <w:szCs w:val="36"/>
+              </w:rPr>
+            </w:pPr>
+            <w:r>
+              <w:rPr>
+                <w:sz w:val="28"/>
+                <w:szCs w:val="28"/>
+              </w:rPr>
+              <w:t>Kheeri keeps _____________ away from the house.</w:t>
+            </w:r>
+          </w:p>
+        </w:tc>
+      </w:tr>
+      <w:tr>
+        <w:trPr>
+          <w:trHeight w:val="432"/>
+        </w:trPr>
+        <w:tc>
+          <w:tcPr>
+            <w:tcW w:w="8270" w:type="dxa"/>
+            <w:vAlign w:val="center"/>
+          </w:tcPr>
+          <w:p>
+            <w:pPr>
+              <w:pStyle w:val="ListParagraph"/>
+              <w:numPr>
+                <w:ilvl w:val="0"/>
+                <w:numId w:val="4"/>
+              </w:numPr>
+              <w:spacing w:line="360" w:lineRule="auto"/>
+              <w:rPr>
+                <w:sz w:val="36"/>
+                <w:szCs w:val="36"/>
+              </w:rPr>
+            </w:pPr>
+            <w:r>
+              <w:rPr>
+                <w:sz w:val="28"/>
+                <w:szCs w:val="28"/>
+              </w:rPr>
+              <w:t>Kheeri sits on ____________ near maria’s bed.</w:t>
+            </w:r>
+          </w:p>
+        </w:tc>
+      </w:tr>
+      <w:tr>
+        <w:trPr>
+          <w:trHeight w:val="432"/>
+        </w:trPr>
+        <w:tc>
+          <w:tcPr>
+            <w:tcW w:w="8270" w:type="dxa"/>
+            <w:vAlign w:val="center"/>
+          </w:tcPr>
+          <w:p>
+            <w:pPr>
+              <w:pStyle w:val="ListParagraph"/>
+              <w:numPr>
+                <w:ilvl w:val="0"/>
+                <w:numId w:val="4"/>
+              </w:numPr>
+              <w:spacing w:line="360" w:lineRule="auto"/>
+              <w:rPr>
+                <w:sz w:val="36"/>
+                <w:szCs w:val="36"/>
+              </w:rPr>
+            </w:pPr>
+            <w:r>
+              <w:rPr>
+                <w:sz w:val="28"/>
+                <w:szCs w:val="28"/>
+              </w:rPr>
+              <w:t>The monkeys are _____________.</w:t>
+            </w:r>
+          </w:p>
+        </w:tc>
+      </w:tr>
+      <w:tr>
+        <w:trPr>
+          <w:trHeight w:val="432"/>
+        </w:trPr>
+        <w:tc>
+          <w:tcPr>
+            <w:tcW w:w="8270" w:type="dxa"/>
+            <w:vAlign w:val="center"/>
+          </w:tcPr>
+          <w:p>
+            <w:pPr>
+              <w:pStyle w:val="ListParagraph"/>
+              <w:numPr>
+                <w:ilvl w:val="0"/>
+                <w:numId w:val="4"/>
+              </w:numPr>
+              <w:spacing w:line="360" w:lineRule="auto"/>
+              <w:rPr>
+                <w:sz w:val="36"/>
+                <w:szCs w:val="36"/>
+              </w:rPr>
+            </w:pPr>
+            <w:r>
+              <w:rPr>
+                <w:sz w:val="28"/>
+                <w:szCs w:val="28"/>
+              </w:rPr>
+              <w:t>The _________ is friendly.</w:t>
+            </w:r>
+          </w:p>
+        </w:tc>
+      </w:tr>
+      <w:tr>
+        <w:trPr>
+          <w:trHeight w:val="432"/>
+        </w:trPr>
+        <w:tc>
+          <w:tcPr>
+            <w:tcW w:w="8270" w:type="dxa"/>
+            <w:vAlign w:val="center"/>
+          </w:tcPr>
+          <w:p>
+            <w:pPr>
+              <w:pStyle w:val="ListParagraph"/>
+              <w:numPr>
+                <w:ilvl w:val="0"/>
+                <w:numId w:val="4"/>
+              </w:numPr>
+              <w:spacing w:line="360" w:lineRule="auto"/>
+              <w:rPr>
+                <w:sz w:val="36"/>
+                <w:szCs w:val="36"/>
+              </w:rPr>
+            </w:pPr>
+            <w:r>
+              <w:rPr>
+                <w:sz w:val="28"/>
+                <w:szCs w:val="28"/>
+              </w:rPr>
+              <w:t>_________ gives food to kheeri.</w:t>
+            </w:r>
+          </w:p>
+        </w:tc>
+      </w:tr>
+      <w:tr>
+        <w:trPr>
+          <w:trHeight w:val="432"/>
+        </w:trPr>
+        <w:tc>
+          <w:tcPr>
+            <w:tcW w:w="8270" w:type="dxa"/>
+            <w:vAlign w:val="center"/>
+          </w:tcPr>
+          <w:p>
+            <w:pPr>
+              <w:pStyle w:val="ListParagraph"/>
+              <w:numPr>
+                <w:ilvl w:val="0"/>
+                <w:numId w:val="4"/>
+              </w:numPr>
+              <w:spacing w:line="360" w:lineRule="auto"/>
+              <w:rPr>
+                <w:sz w:val="36"/>
+                <w:szCs w:val="36"/>
+              </w:rPr>
+            </w:pPr>
+            <w:r>
+              <w:rPr>
+                <w:sz w:val="28"/>
+                <w:szCs w:val="28"/>
+              </w:rPr>
+              <w:t>The children eat ____________.</w:t>
+            </w:r>
+          </w:p>
+        </w:tc>
+      </w:tr>
+      <w:tr>
+        <w:trPr>
+          <w:trHeight w:val="432"/>
+        </w:trPr>
+        <w:tc>
+          <w:tcPr>
+            <w:tcW w:w="8270" w:type="dxa"/>
+            <w:vAlign w:val="center"/>
+          </w:tcPr>
+          <w:p>
+            <w:pPr>
+              <w:pStyle w:val="ListParagraph"/>
+              <w:numPr>
+                <w:ilvl w:val="0"/>
+                <w:numId w:val="4"/>
+              </w:numPr>
+              <w:spacing w:line="360" w:lineRule="auto"/>
+              <w:rPr>
+                <w:sz w:val="36"/>
+                <w:szCs w:val="36"/>
+              </w:rPr>
+            </w:pPr>
+            <w:r>
+              <w:rPr>
+                <w:sz w:val="28"/>
+                <w:szCs w:val="28"/>
+              </w:rPr>
+              <w:t>A clock hang on the ____________.</w:t>
+            </w:r>
+          </w:p>
+        </w:tc>
+      </w:tr>
+      <w:tr>
+        <w:trPr>
+          <w:trHeight w:val="432"/>
+        </w:trPr>
+        <w:tc>
+          <w:tcPr>
+            <w:tcW w:w="8270" w:type="dxa"/>
+            <w:vAlign w:val="center"/>
+          </w:tcPr>
+          <w:p>
+            <w:pPr>
+              <w:pStyle w:val="ListParagraph"/>
+              <w:numPr>
+                <w:ilvl w:val="0"/>
+                <w:numId w:val="4"/>
+              </w:numPr>
+              <w:spacing w:line="360" w:lineRule="auto"/>
+              <w:rPr>
+                <w:sz w:val="36"/>
+                <w:szCs w:val="36"/>
+              </w:rPr>
+            </w:pPr>
+            <w:r>
+              <w:rPr>
+                <w:sz w:val="28"/>
+                <w:szCs w:val="28"/>
+              </w:rPr>
+              <w:t>The lions are ___________.</w:t>
+            </w:r>
+          </w:p>
+        </w:tc>
+      </w:tr>
+    </w:tbl>
+    <w:p>
+      <w:pPr>
+        <w:rPr>
+          <w:rFonts w:ascii="Algerian" w:hAnsi="Algerian"/>
+          <w:sz w:val="56"/>
+          <w:szCs w:val="56"/>
+          <w:u w:val="double"/>
+        </w:rPr>
+      </w:pPr>
+    </w:p>
+    <w:p>
+      <w:pPr>
+        <w:rPr>
+          <w:rFonts w:ascii="Algerian" w:hAnsi="Algerian"/>
+          <w:sz w:val="56"/>
+          <w:szCs w:val="56"/>
+          <w:u w:val="double"/>
+        </w:rPr>
+      </w:pPr>
+      <w:r>
+        <w:rPr>
+          <w:rFonts w:ascii="Algerian" w:hAnsi="Algerian"/>
+          <w:sz w:val="56"/>
+          <w:szCs w:val="56"/>
+          <w:u w:val="double"/>
+        </w:rPr>
+        <w:br w:type="page"/>
       </w:r>
     </w:p>
     <w:p>
       <w:pPr>
-        <w:pStyle w:val="ListParagraph"/>
-        <w:numPr>
-          <w:ilvl w:val="0"/>
-          <w:numId w:val="4"/>
-        </w:numPr>
         <w:rPr>
-          <w:sz w:val="28"/>
-          <w:szCs w:val="28"/>
+          <w:rFonts w:ascii="Algerian" w:hAnsi="Algerian"/>
+          <w:sz w:val="56"/>
+          <w:szCs w:val="56"/>
+          <w:u w:val="double"/>
         </w:rPr>
       </w:pPr>
       <w:r>
-        <w:t>I _________ my new class.</w:t>
+        <w:rPr>
+          <w:rFonts w:ascii="Algerian" w:hAnsi="Algerian"/>
+          <w:sz w:val="56"/>
+          <w:szCs w:val="56"/>
+          <w:u w:val="double"/>
+        </w:rPr>
+        <w:lastRenderedPageBreak/>
+        <w:t>Section “B” (subjective)</w:t>
       </w:r>
     </w:p>
     <w:p>
       <w:pPr>
-        <w:pStyle w:val="ListParagraph"/>
-        <w:numPr>
-          <w:ilvl w:val="0"/>
-          <w:numId w:val="4"/>
-        </w:numPr>
         <w:rPr>
-          <w:sz w:val="28"/>
-          <w:szCs w:val="28"/>
+          <w:b/>
+          <w:bCs/>
+          <w:sz w:val="32"/>
+          <w:szCs w:val="32"/>
         </w:rPr>
       </w:pPr>
       <w:r>
-        <w:t>My friend ____________ with me.</w:t>
+        <w:rPr>
+          <w:b/>
+          <w:bCs/>
+          <w:sz w:val="32"/>
+          <w:szCs w:val="32"/>
+        </w:rPr>
+        <w:t>Q1</w:t>
+      </w:r>
+      <w:r>
+        <w:rPr>
+          <w:b/>
+          <w:bCs/>
+          <w:sz w:val="32"/>
+          <w:szCs w:val="32"/>
+        </w:rPr>
+        <w:t>.</w:t>
+      </w:r>
+      <w:r>
+        <w:rPr>
+          <w:b/>
+          <w:bCs/>
+          <w:sz w:val="32"/>
+          <w:szCs w:val="32"/>
+        </w:rPr>
+        <w:t xml:space="preserve"> write meanings of the following words.</w:t>
+      </w:r>
+      <w:r>
+        <w:rPr>
+          <w:b/>
+          <w:bCs/>
+          <w:sz w:val="32"/>
+          <w:szCs w:val="32"/>
+        </w:rPr>
+        <w:tab/>
+      </w:r>
+      <w:r>
+        <w:rPr>
+          <w:b/>
+          <w:bCs/>
+          <w:sz w:val="32"/>
+          <w:szCs w:val="32"/>
+        </w:rPr>
+        <w:tab/>
+        <w:t>(5)</w:t>
       </w:r>
     </w:p>
+    <w:tbl>
+      <w:tblPr>
+        <w:tblStyle w:val="TableGrid"/>
+        <w:tblW w:w="0" w:type="auto"/>
+        <w:tblInd w:w="-5" w:type="dxa"/>
+        <w:tblBorders>
+          <w:top w:val="none" w:sz="0" w:space="0" w:color="auto"/>
+          <w:left w:val="none" w:sz="0" w:space="0" w:color="auto"/>
+          <w:bottom w:val="none" w:sz="0" w:space="0" w:color="auto"/>
+          <w:right w:val="none" w:sz="0" w:space="0" w:color="auto"/>
+          <w:insideH w:val="none" w:sz="0" w:space="0" w:color="auto"/>
+          <w:insideV w:val="none" w:sz="0" w:space="0" w:color="auto"/>
+        </w:tblBorders>
+        <w:tblLook w:val="04A0" w:firstRow="1" w:lastRow="0" w:firstColumn="1" w:lastColumn="0" w:noHBand="0" w:noVBand="1"/>
+      </w:tblPr>
+      <w:tblGrid>
+        <w:gridCol w:w="1728"/>
+        <w:gridCol w:w="3312"/>
+        <w:gridCol w:w="3635"/>
+      </w:tblGrid>
+      <w:tr>
+        <w:trPr>
+          <w:trHeight w:val="432"/>
+        </w:trPr>
+        <w:tc>
+          <w:tcPr>
+            <w:tcW w:w="1728" w:type="dxa"/>
+            <w:vAlign w:val="bottom"/>
+          </w:tcPr>
+          <w:p>
+            <w:pPr>
+              <w:pStyle w:val="ListParagraph"/>
+              <w:numPr>
+                <w:ilvl w:val="0"/>
+                <w:numId w:val="5"/>
+              </w:numPr>
+              <w:rPr>
+                <w:sz w:val="28"/>
+                <w:szCs w:val="28"/>
+              </w:rPr>
+            </w:pPr>
+            <w:r>
+              <w:rPr>
+                <w:sz w:val="28"/>
+                <w:szCs w:val="28"/>
+              </w:rPr>
+              <w:t>Kitten</w:t>
+            </w:r>
+          </w:p>
+        </w:tc>
+        <w:tc>
+          <w:tcPr>
+            <w:tcW w:w="3312" w:type="dxa"/>
+            <w:tcBorders>
+              <w:bottom w:val="single" w:sz="12" w:space="0" w:color="auto"/>
+            </w:tcBorders>
+            <w:vAlign w:val="bottom"/>
+          </w:tcPr>
+          <w:p>
+            <w:pPr>
+              <w:rPr>
+                <w:sz w:val="28"/>
+                <w:szCs w:val="28"/>
+              </w:rPr>
+            </w:pPr>
+          </w:p>
+        </w:tc>
+        <w:tc>
+          <w:tcPr>
+            <w:tcW w:w="3635" w:type="dxa"/>
+            <w:vAlign w:val="bottom"/>
+          </w:tcPr>
+          <w:p>
+            <w:pPr>
+              <w:rPr>
+                <w:sz w:val="28"/>
+                <w:szCs w:val="28"/>
+              </w:rPr>
+            </w:pPr>
+          </w:p>
+        </w:tc>
+      </w:tr>
+      <w:tr>
+        <w:trPr>
+          <w:trHeight w:val="432"/>
+        </w:trPr>
+        <w:tc>
+          <w:tcPr>
+            <w:tcW w:w="1728" w:type="dxa"/>
+            <w:vAlign w:val="bottom"/>
+          </w:tcPr>
+          <w:p>
+            <w:pPr>
+              <w:pStyle w:val="ListParagraph"/>
+              <w:numPr>
+                <w:ilvl w:val="0"/>
+                <w:numId w:val="5"/>
+              </w:numPr>
+              <w:rPr>
+                <w:sz w:val="28"/>
+                <w:szCs w:val="28"/>
+              </w:rPr>
+            </w:pPr>
+            <w:r>
+              <w:rPr>
+                <w:sz w:val="28"/>
+                <w:szCs w:val="28"/>
+              </w:rPr>
+              <w:t xml:space="preserve">Buys </w:t>
+            </w:r>
+          </w:p>
+        </w:tc>
+        <w:tc>
+          <w:tcPr>
+            <w:tcW w:w="3312" w:type="dxa"/>
+            <w:tcBorders>
+              <w:top w:val="single" w:sz="12" w:space="0" w:color="auto"/>
+              <w:bottom w:val="single" w:sz="12" w:space="0" w:color="auto"/>
+            </w:tcBorders>
+            <w:vAlign w:val="bottom"/>
+          </w:tcPr>
+          <w:p>
+            <w:pPr>
+              <w:rPr>
+                <w:sz w:val="28"/>
+                <w:szCs w:val="28"/>
+              </w:rPr>
+            </w:pPr>
+          </w:p>
+        </w:tc>
+        <w:tc>
+          <w:tcPr>
+            <w:tcW w:w="3635" w:type="dxa"/>
+            <w:vAlign w:val="bottom"/>
+          </w:tcPr>
+          <w:p>
+            <w:pPr>
+              <w:rPr>
+                <w:sz w:val="28"/>
+                <w:szCs w:val="28"/>
+              </w:rPr>
+            </w:pPr>
+          </w:p>
+        </w:tc>
+      </w:tr>
+      <w:tr>
+        <w:trPr>
+          <w:trHeight w:val="432"/>
+        </w:trPr>
+        <w:tc>
+          <w:tcPr>
+            <w:tcW w:w="1728" w:type="dxa"/>
+            <w:vAlign w:val="bottom"/>
+          </w:tcPr>
+          <w:p>
+            <w:pPr>
+              <w:pStyle w:val="ListParagraph"/>
+              <w:numPr>
+                <w:ilvl w:val="0"/>
+                <w:numId w:val="5"/>
+              </w:numPr>
+              <w:rPr>
+                <w:sz w:val="28"/>
+                <w:szCs w:val="28"/>
+              </w:rPr>
+            </w:pPr>
+            <w:r>
+              <w:rPr>
+                <w:sz w:val="28"/>
+                <w:szCs w:val="28"/>
+              </w:rPr>
+              <w:t>Near</w:t>
+            </w:r>
+          </w:p>
+        </w:tc>
+        <w:tc>
+          <w:tcPr>
+            <w:tcW w:w="3312" w:type="dxa"/>
+            <w:tcBorders>
+              <w:top w:val="single" w:sz="12" w:space="0" w:color="auto"/>
+              <w:bottom w:val="single" w:sz="12" w:space="0" w:color="auto"/>
+            </w:tcBorders>
+            <w:vAlign w:val="bottom"/>
+          </w:tcPr>
+          <w:p>
+            <w:pPr>
+              <w:rPr>
+                <w:sz w:val="28"/>
+                <w:szCs w:val="28"/>
+              </w:rPr>
+            </w:pPr>
+          </w:p>
+        </w:tc>
+        <w:tc>
+          <w:tcPr>
+            <w:tcW w:w="3635" w:type="dxa"/>
+            <w:vAlign w:val="bottom"/>
+          </w:tcPr>
+          <w:p>
+            <w:pPr>
+              <w:rPr>
+                <w:sz w:val="28"/>
+                <w:szCs w:val="28"/>
+              </w:rPr>
+            </w:pPr>
+          </w:p>
+        </w:tc>
+      </w:tr>
+      <w:tr>
+        <w:trPr>
+          <w:trHeight w:val="432"/>
+        </w:trPr>
+        <w:tc>
+          <w:tcPr>
+            <w:tcW w:w="1728" w:type="dxa"/>
+            <w:vAlign w:val="bottom"/>
+          </w:tcPr>
+          <w:p>
+            <w:pPr>
+              <w:pStyle w:val="ListParagraph"/>
+              <w:numPr>
+                <w:ilvl w:val="0"/>
+                <w:numId w:val="5"/>
+              </w:numPr>
+              <w:rPr>
+                <w:sz w:val="28"/>
+                <w:szCs w:val="28"/>
+              </w:rPr>
+            </w:pPr>
+            <w:r>
+              <w:rPr>
+                <w:sz w:val="28"/>
+                <w:szCs w:val="28"/>
+              </w:rPr>
+              <w:t>Ne</w:t>
+            </w:r>
+          </w:p>
+        </w:tc>
+        <w:tc>
+          <w:tcPr>
+            <w:tcW w:w="3312" w:type="dxa"/>
+            <w:tcBorders>
+              <w:top w:val="single" w:sz="12" w:space="0" w:color="auto"/>
+              <w:bottom w:val="single" w:sz="12" w:space="0" w:color="auto"/>
+            </w:tcBorders>
+            <w:vAlign w:val="bottom"/>
+          </w:tcPr>
+          <w:p>
+            <w:pPr>
+              <w:rPr>
+                <w:sz w:val="28"/>
+                <w:szCs w:val="28"/>
+              </w:rPr>
+            </w:pPr>
+          </w:p>
+        </w:tc>
+        <w:tc>
+          <w:tcPr>
+            <w:tcW w:w="3635" w:type="dxa"/>
+            <w:vAlign w:val="bottom"/>
+          </w:tcPr>
+          <w:p>
+            <w:pPr>
+              <w:rPr>
+                <w:sz w:val="28"/>
+                <w:szCs w:val="28"/>
+              </w:rPr>
+            </w:pPr>
+          </w:p>
+        </w:tc>
+      </w:tr>
+      <w:tr>
+        <w:trPr>
+          <w:trHeight w:val="432"/>
+        </w:trPr>
+        <w:tc>
+          <w:tcPr>
+            <w:tcW w:w="1728" w:type="dxa"/>
+            <w:vAlign w:val="bottom"/>
+          </w:tcPr>
+          <w:p>
+            <w:pPr>
+              <w:pStyle w:val="ListParagraph"/>
+              <w:numPr>
+                <w:ilvl w:val="0"/>
+                <w:numId w:val="5"/>
+              </w:numPr>
+              <w:rPr>
+                <w:sz w:val="28"/>
+                <w:szCs w:val="28"/>
+              </w:rPr>
+            </w:pPr>
+            <w:r>
+              <w:rPr>
+                <w:sz w:val="28"/>
+                <w:szCs w:val="28"/>
+              </w:rPr>
+              <w:t>Gives</w:t>
+            </w:r>
+          </w:p>
+        </w:tc>
+        <w:tc>
+          <w:tcPr>
+            <w:tcW w:w="3312" w:type="dxa"/>
+            <w:tcBorders>
+              <w:top w:val="single" w:sz="12" w:space="0" w:color="auto"/>
+              <w:bottom w:val="single" w:sz="12" w:space="0" w:color="auto"/>
+            </w:tcBorders>
+            <w:vAlign w:val="bottom"/>
+          </w:tcPr>
+          <w:p>
+            <w:pPr>
+              <w:rPr>
+                <w:sz w:val="28"/>
+                <w:szCs w:val="28"/>
+              </w:rPr>
+            </w:pPr>
+          </w:p>
+        </w:tc>
+        <w:tc>
+          <w:tcPr>
+            <w:tcW w:w="3635" w:type="dxa"/>
+            <w:vAlign w:val="bottom"/>
+          </w:tcPr>
+          <w:p>
+            <w:pPr>
+              <w:rPr>
+                <w:sz w:val="28"/>
+                <w:szCs w:val="28"/>
+              </w:rPr>
+            </w:pPr>
+          </w:p>
+        </w:tc>
+      </w:tr>
+      <w:tr>
+        <w:trPr>
+          <w:trHeight w:val="432"/>
+        </w:trPr>
+        <w:tc>
+          <w:tcPr>
+            <w:tcW w:w="1728" w:type="dxa"/>
+            <w:vAlign w:val="bottom"/>
+          </w:tcPr>
+          <w:p>
+            <w:pPr>
+              <w:pStyle w:val="ListParagraph"/>
+              <w:numPr>
+                <w:ilvl w:val="0"/>
+                <w:numId w:val="5"/>
+              </w:numPr>
+              <w:rPr>
+                <w:sz w:val="28"/>
+                <w:szCs w:val="28"/>
+              </w:rPr>
+            </w:pPr>
+            <w:r>
+              <w:rPr>
+                <w:sz w:val="28"/>
+                <w:szCs w:val="28"/>
+              </w:rPr>
+              <w:t>Upset</w:t>
+            </w:r>
+          </w:p>
+        </w:tc>
+        <w:tc>
+          <w:tcPr>
+            <w:tcW w:w="3312" w:type="dxa"/>
+            <w:tcBorders>
+              <w:top w:val="single" w:sz="12" w:space="0" w:color="auto"/>
+              <w:bottom w:val="single" w:sz="12" w:space="0" w:color="auto"/>
+            </w:tcBorders>
+            <w:vAlign w:val="bottom"/>
+          </w:tcPr>
+          <w:p>
+            <w:pPr>
+              <w:rPr>
+                <w:sz w:val="28"/>
+                <w:szCs w:val="28"/>
+              </w:rPr>
+            </w:pPr>
+          </w:p>
+        </w:tc>
+        <w:tc>
+          <w:tcPr>
+            <w:tcW w:w="3635" w:type="dxa"/>
+            <w:vAlign w:val="bottom"/>
+          </w:tcPr>
+          <w:p>
+            <w:pPr>
+              <w:rPr>
+                <w:sz w:val="28"/>
+                <w:szCs w:val="28"/>
+              </w:rPr>
+            </w:pPr>
+          </w:p>
+        </w:tc>
+      </w:tr>
+    </w:tbl>
     <w:p>
       <w:pPr>
-        <w:pStyle w:val="ListParagraph"/>
-        <w:numPr>
-          <w:ilvl w:val="0"/>
-          <w:numId w:val="4"/>
-        </w:numPr>
         <w:rPr>
-          <w:sz w:val="28"/>
-          <w:szCs w:val="28"/>
+          <w:b/>
+          <w:bCs/>
+          <w:sz w:val="32"/>
+          <w:szCs w:val="32"/>
         </w:rPr>
       </w:pPr>
+    </w:p>
+    <w:p>
+      <w:pPr>
+        <w:rPr>
+          <w:b/>
+          <w:bCs/>
+          <w:sz w:val="32"/>
+          <w:szCs w:val="32"/>
+        </w:rPr>
+      </w:pPr>
       <w:r>
-        <w:t>Kheeri keeps _____________ away from the house.</w:t>
+        <w:rPr>
+          <w:b/>
+          <w:bCs/>
+          <w:sz w:val="32"/>
+          <w:szCs w:val="32"/>
+        </w:rPr>
+        <w:t>Q2</w:t>
+      </w:r>
+      <w:r>
+        <w:rPr>
+          <w:b/>
+          <w:bCs/>
+          <w:sz w:val="32"/>
+          <w:szCs w:val="32"/>
+        </w:rPr>
+        <w:t>.</w:t>
+      </w:r>
+      <w:r>
+        <w:rPr>
+          <w:b/>
+          <w:bCs/>
+          <w:sz w:val="32"/>
+          <w:szCs w:val="32"/>
+        </w:rPr>
+        <w:t xml:space="preserve"> write answers of the following questions.</w:t>
+      </w:r>
+      <w:r>
+        <w:rPr>
+          <w:b/>
+          <w:bCs/>
+          <w:sz w:val="32"/>
+          <w:szCs w:val="32"/>
+        </w:rPr>
+        <w:tab/>
+        <w:t>(10)</w:t>
       </w:r>
     </w:p>
+    <w:tbl>
+      <w:tblPr>
+        <w:tblStyle w:val="TableGrid"/>
+        <w:tblW w:w="0" w:type="auto"/>
+        <w:tblInd w:w="-5" w:type="dxa"/>
+        <w:tblBorders>
+          <w:top w:val="none" w:sz="0" w:space="0" w:color="auto"/>
+          <w:left w:val="none" w:sz="0" w:space="0" w:color="auto"/>
+          <w:bottom w:val="none" w:sz="0" w:space="0" w:color="auto"/>
+          <w:right w:val="none" w:sz="0" w:space="0" w:color="auto"/>
+          <w:insideH w:val="none" w:sz="0" w:space="0" w:color="auto"/>
+          <w:insideV w:val="none" w:sz="0" w:space="0" w:color="auto"/>
+        </w:tblBorders>
+        <w:tblLook w:val="04A0" w:firstRow="1" w:lastRow="0" w:firstColumn="1" w:lastColumn="0" w:noHBand="0" w:noVBand="1"/>
+      </w:tblPr>
+      <w:tblGrid>
+        <w:gridCol w:w="8630"/>
+      </w:tblGrid>
+      <w:tr>
+        <w:trPr>
+          <w:trHeight w:val="432"/>
+        </w:trPr>
+        <w:tc>
+          <w:tcPr>
+            <w:tcW w:w="8630" w:type="dxa"/>
+          </w:tcPr>
+          <w:p>
+            <w:pPr>
+              <w:rPr>
+                <w:sz w:val="28"/>
+                <w:szCs w:val="28"/>
+              </w:rPr>
+            </w:pPr>
+            <w:r>
+              <w:rPr>
+                <w:sz w:val="28"/>
+                <w:szCs w:val="28"/>
+              </w:rPr>
+              <w:t xml:space="preserve">1= </w:t>
+            </w:r>
+            <w:r>
+              <w:rPr>
+                <w:sz w:val="28"/>
+                <w:szCs w:val="28"/>
+              </w:rPr>
+              <w:t>What is maria’s pet name?</w:t>
+            </w:r>
+          </w:p>
+        </w:tc>
+      </w:tr>
+      <w:tr>
+        <w:trPr>
+          <w:trHeight w:val="432"/>
+        </w:trPr>
+        <w:tc>
+          <w:tcPr>
+            <w:tcW w:w="8630" w:type="dxa"/>
+          </w:tcPr>
+          <w:p>
+            <w:pPr>
+              <w:rPr>
+                <w:sz w:val="28"/>
+                <w:szCs w:val="28"/>
+              </w:rPr>
+            </w:pPr>
+            <w:r>
+              <w:rPr>
+                <w:sz w:val="28"/>
+                <w:szCs w:val="28"/>
+              </w:rPr>
+              <w:t>A-</w:t>
+            </w:r>
+          </w:p>
+        </w:tc>
+      </w:tr>
+      <w:tr>
+        <w:trPr>
+          <w:trHeight w:val="432"/>
+        </w:trPr>
+        <w:tc>
+          <w:tcPr>
+            <w:tcW w:w="8630" w:type="dxa"/>
+          </w:tcPr>
+          <w:p>
+            <w:pPr>
+              <w:rPr>
+                <w:sz w:val="28"/>
+                <w:szCs w:val="28"/>
+              </w:rPr>
+            </w:pPr>
+          </w:p>
+        </w:tc>
+      </w:tr>
+      <w:tr>
+        <w:trPr>
+          <w:trHeight w:val="432"/>
+        </w:trPr>
+        <w:tc>
+          <w:tcPr>
+            <w:tcW w:w="8630" w:type="dxa"/>
+          </w:tcPr>
+          <w:p>
+            <w:pPr>
+              <w:rPr>
+                <w:sz w:val="28"/>
+                <w:szCs w:val="28"/>
+              </w:rPr>
+            </w:pPr>
+            <w:r>
+              <w:rPr>
+                <w:sz w:val="28"/>
+                <w:szCs w:val="28"/>
+              </w:rPr>
+              <w:t xml:space="preserve">2= </w:t>
+            </w:r>
+            <w:r>
+              <w:rPr>
+                <w:sz w:val="28"/>
+                <w:szCs w:val="28"/>
+              </w:rPr>
+              <w:t>Who bought the tickets?</w:t>
+            </w:r>
+          </w:p>
+        </w:tc>
+      </w:tr>
+      <w:tr>
+        <w:trPr>
+          <w:trHeight w:val="432"/>
+        </w:trPr>
+        <w:tc>
+          <w:tcPr>
+            <w:tcW w:w="8630" w:type="dxa"/>
+          </w:tcPr>
+          <w:p>
+            <w:pPr>
+              <w:rPr>
+                <w:sz w:val="28"/>
+                <w:szCs w:val="28"/>
+              </w:rPr>
+            </w:pPr>
+            <w:r>
+              <w:rPr>
+                <w:sz w:val="28"/>
+                <w:szCs w:val="28"/>
+              </w:rPr>
+              <w:t>A-</w:t>
+            </w:r>
+          </w:p>
+        </w:tc>
+      </w:tr>
+      <w:tr>
+        <w:trPr>
+          <w:trHeight w:val="432"/>
+        </w:trPr>
+        <w:tc>
+          <w:tcPr>
+            <w:tcW w:w="8630" w:type="dxa"/>
+          </w:tcPr>
+          <w:p>
+            <w:pPr>
+              <w:rPr>
+                <w:sz w:val="28"/>
+                <w:szCs w:val="28"/>
+              </w:rPr>
+            </w:pPr>
+          </w:p>
+        </w:tc>
+      </w:tr>
+      <w:tr>
+        <w:trPr>
+          <w:trHeight w:val="432"/>
+        </w:trPr>
+        <w:tc>
+          <w:tcPr>
+            <w:tcW w:w="8630" w:type="dxa"/>
+          </w:tcPr>
+          <w:p>
+            <w:pPr>
+              <w:rPr>
+                <w:sz w:val="28"/>
+                <w:szCs w:val="28"/>
+              </w:rPr>
+            </w:pPr>
+            <w:r>
+              <w:rPr>
+                <w:sz w:val="28"/>
+                <w:szCs w:val="28"/>
+              </w:rPr>
+              <w:t xml:space="preserve">3= </w:t>
+            </w:r>
+            <w:r>
+              <w:rPr>
+                <w:sz w:val="28"/>
+                <w:szCs w:val="28"/>
+              </w:rPr>
+              <w:t>How is your new class?</w:t>
+            </w:r>
+          </w:p>
+        </w:tc>
+      </w:tr>
+      <w:tr>
+        <w:trPr>
+          <w:trHeight w:val="432"/>
+        </w:trPr>
+        <w:tc>
+          <w:tcPr>
+            <w:tcW w:w="8630" w:type="dxa"/>
+          </w:tcPr>
+          <w:p>
+            <w:pPr>
+              <w:rPr>
+                <w:sz w:val="28"/>
+                <w:szCs w:val="28"/>
+              </w:rPr>
+            </w:pPr>
+            <w:r>
+              <w:rPr>
+                <w:sz w:val="28"/>
+                <w:szCs w:val="28"/>
+              </w:rPr>
+              <w:t>A-</w:t>
+            </w:r>
+          </w:p>
+        </w:tc>
+      </w:tr>
+      <w:tr>
+        <w:trPr>
+          <w:trHeight w:val="432"/>
+        </w:trPr>
+        <w:tc>
+          <w:tcPr>
+            <w:tcW w:w="8630" w:type="dxa"/>
+          </w:tcPr>
+          <w:p>
+            <w:pPr>
+              <w:rPr>
+                <w:sz w:val="28"/>
+                <w:szCs w:val="28"/>
+              </w:rPr>
+            </w:pPr>
+          </w:p>
+        </w:tc>
+      </w:tr>
+      <w:tr>
+        <w:trPr>
+          <w:trHeight w:val="432"/>
+        </w:trPr>
+        <w:tc>
+          <w:tcPr>
+            <w:tcW w:w="8630" w:type="dxa"/>
+          </w:tcPr>
+          <w:p>
+            <w:pPr>
+              <w:rPr>
+                <w:sz w:val="28"/>
+                <w:szCs w:val="28"/>
+              </w:rPr>
+            </w:pPr>
+            <w:r>
+              <w:rPr>
+                <w:sz w:val="28"/>
+                <w:szCs w:val="28"/>
+              </w:rPr>
+              <w:t xml:space="preserve">4= </w:t>
+            </w:r>
+            <w:r>
+              <w:rPr>
+                <w:sz w:val="28"/>
+                <w:szCs w:val="28"/>
+              </w:rPr>
+              <w:t>How does kheeri eat?</w:t>
+            </w:r>
+          </w:p>
+        </w:tc>
+      </w:tr>
+      <w:tr>
+        <w:trPr>
+          <w:trHeight w:val="432"/>
+        </w:trPr>
+        <w:tc>
+          <w:tcPr>
+            <w:tcW w:w="8630" w:type="dxa"/>
+          </w:tcPr>
+          <w:p>
+            <w:pPr>
+              <w:rPr>
+                <w:sz w:val="28"/>
+                <w:szCs w:val="28"/>
+              </w:rPr>
+            </w:pPr>
+            <w:r>
+              <w:rPr>
+                <w:sz w:val="28"/>
+                <w:szCs w:val="28"/>
+              </w:rPr>
+              <w:t>A-</w:t>
+            </w:r>
+          </w:p>
+        </w:tc>
+      </w:tr>
+      <w:tr>
+        <w:trPr>
+          <w:trHeight w:val="432"/>
+        </w:trPr>
+        <w:tc>
+          <w:tcPr>
+            <w:tcW w:w="8630" w:type="dxa"/>
+          </w:tcPr>
+          <w:p>
+            <w:pPr>
+              <w:rPr>
+                <w:sz w:val="28"/>
+                <w:szCs w:val="28"/>
+              </w:rPr>
+            </w:pPr>
+          </w:p>
+        </w:tc>
+      </w:tr>
+      <w:tr>
+        <w:trPr>
+          <w:trHeight w:val="432"/>
+        </w:trPr>
+        <w:tc>
+          <w:tcPr>
+            <w:tcW w:w="8630" w:type="dxa"/>
+          </w:tcPr>
+          <w:p>
+            <w:pPr>
+              <w:rPr>
+                <w:sz w:val="28"/>
+                <w:szCs w:val="28"/>
+              </w:rPr>
+            </w:pPr>
+            <w:r>
+              <w:rPr>
+                <w:sz w:val="28"/>
+                <w:szCs w:val="28"/>
+              </w:rPr>
+              <w:t xml:space="preserve">5= </w:t>
+            </w:r>
+            <w:r>
+              <w:rPr>
+                <w:sz w:val="28"/>
+                <w:szCs w:val="28"/>
+              </w:rPr>
+              <w:t>Which class visits the zoo?</w:t>
+            </w:r>
+          </w:p>
+        </w:tc>
+      </w:tr>
+      <w:tr>
+        <w:trPr>
+          <w:trHeight w:val="432"/>
+        </w:trPr>
+        <w:tc>
+          <w:tcPr>
+            <w:tcW w:w="8630" w:type="dxa"/>
+          </w:tcPr>
+          <w:p>
+            <w:pPr>
+              <w:rPr>
+                <w:sz w:val="28"/>
+                <w:szCs w:val="28"/>
+              </w:rPr>
+            </w:pPr>
+            <w:r>
+              <w:rPr>
+                <w:sz w:val="28"/>
+                <w:szCs w:val="28"/>
+              </w:rPr>
+              <w:t>A-</w:t>
+            </w:r>
+          </w:p>
+        </w:tc>
+      </w:tr>
+      <w:tr>
+        <w:trPr>
+          <w:trHeight w:val="432"/>
+        </w:trPr>
+        <w:tc>
+          <w:tcPr>
+            <w:tcW w:w="8630" w:type="dxa"/>
+          </w:tcPr>
+          <w:p>
+            <w:pPr>
+              <w:rPr>
+                <w:sz w:val="28"/>
+                <w:szCs w:val="28"/>
+              </w:rPr>
+            </w:pPr>
+          </w:p>
+        </w:tc>
+      </w:tr>
+      <w:tr>
+        <w:trPr>
+          <w:trHeight w:val="432"/>
+        </w:trPr>
+        <w:tc>
+          <w:tcPr>
+            <w:tcW w:w="8630" w:type="dxa"/>
+          </w:tcPr>
+          <w:p>
+            <w:pPr>
+              <w:rPr>
+                <w:sz w:val="28"/>
+                <w:szCs w:val="28"/>
+              </w:rPr>
+            </w:pPr>
+            <w:r>
+              <w:rPr>
+                <w:sz w:val="28"/>
+                <w:szCs w:val="28"/>
+              </w:rPr>
+              <w:t xml:space="preserve">6= </w:t>
+            </w:r>
+            <w:r>
+              <w:rPr>
+                <w:sz w:val="28"/>
+                <w:szCs w:val="28"/>
+              </w:rPr>
+              <w:t>How many students are there in your class?</w:t>
+            </w:r>
+          </w:p>
+        </w:tc>
+      </w:tr>
+      <w:tr>
+        <w:trPr>
+          <w:trHeight w:val="432"/>
+        </w:trPr>
+        <w:tc>
+          <w:tcPr>
+            <w:tcW w:w="8630" w:type="dxa"/>
+          </w:tcPr>
+          <w:p>
+            <w:pPr>
+              <w:rPr>
+                <w:sz w:val="28"/>
+                <w:szCs w:val="28"/>
+              </w:rPr>
+            </w:pPr>
+            <w:r>
+              <w:rPr>
+                <w:sz w:val="28"/>
+                <w:szCs w:val="28"/>
+              </w:rPr>
+              <w:t>A-</w:t>
+            </w:r>
+          </w:p>
+        </w:tc>
+      </w:tr>
+    </w:tbl>
     <w:p>
       <w:pPr>
-        <w:pStyle w:val="ListParagraph"/>
-        <w:numPr>
-          <w:ilvl w:val="0"/>
-          <w:numId w:val="4"/>
-        </w:numPr>
         <w:rPr>
-          <w:sz w:val="28"/>
-          <w:szCs w:val="28"/>
+          <w:b/>
+          <w:bCs/>
+          <w:sz w:val="32"/>
+          <w:szCs w:val="32"/>
         </w:rPr>
       </w:pPr>
       <w:r>
-        <w:t>Kheeri sits on ____________ near maria’s bed.</w:t>
+        <w:rPr>
+          <w:b/>
+          <w:bCs/>
+          <w:sz w:val="32"/>
+          <w:szCs w:val="32"/>
+        </w:rPr>
+        <w:t>Q3</w:t>
+      </w:r>
+      <w:r>
+        <w:rPr>
+          <w:b/>
+          <w:bCs/>
+          <w:sz w:val="32"/>
+          <w:szCs w:val="32"/>
+        </w:rPr>
+        <w:t>.</w:t>
+      </w:r>
+      <w:r>
+        <w:rPr>
+          <w:b/>
+          <w:bCs/>
+          <w:sz w:val="32"/>
+          <w:szCs w:val="32"/>
+        </w:rPr>
+        <w:t xml:space="preserve"> write opposites of the following words.</w:t>
+      </w:r>
+      <w:r>
+        <w:rPr>
+          <w:b/>
+          <w:bCs/>
+          <w:sz w:val="32"/>
+          <w:szCs w:val="32"/>
+        </w:rPr>
+        <w:tab/>
+        <w:t>(5)</w:t>
       </w:r>
     </w:p>
+    <w:tbl>
+      <w:tblPr>
+        <w:tblStyle w:val="TableGrid"/>
+        <w:tblW w:w="0" w:type="auto"/>
+        <w:tblInd w:w="-5" w:type="dxa"/>
+        <w:tblBorders>
+          <w:top w:val="none" w:sz="0" w:space="0" w:color="auto"/>
+          <w:left w:val="none" w:sz="0" w:space="0" w:color="auto"/>
+          <w:bottom w:val="none" w:sz="0" w:space="0" w:color="auto"/>
+          <w:right w:val="none" w:sz="0" w:space="0" w:color="auto"/>
+          <w:insideH w:val="none" w:sz="0" w:space="0" w:color="auto"/>
+          <w:insideV w:val="none" w:sz="0" w:space="0" w:color="auto"/>
+        </w:tblBorders>
+        <w:tblLook w:val="04A0" w:firstRow="1" w:lastRow="0" w:firstColumn="1" w:lastColumn="0" w:noHBand="0" w:noVBand="1"/>
+      </w:tblPr>
+      <w:tblGrid>
+        <w:gridCol w:w="1728"/>
+        <w:gridCol w:w="3312"/>
+        <w:gridCol w:w="3710"/>
+      </w:tblGrid>
+      <w:tr>
+        <w:trPr>
+          <w:trHeight w:val="432"/>
+        </w:trPr>
+        <w:tc>
+          <w:tcPr>
+            <w:tcW w:w="1728" w:type="dxa"/>
+            <w:vAlign w:val="bottom"/>
+          </w:tcPr>
+          <w:p>
+            <w:pPr>
+              <w:pStyle w:val="ListParagraph"/>
+              <w:numPr>
+                <w:ilvl w:val="0"/>
+                <w:numId w:val="8"/>
+              </w:numPr>
+              <w:rPr>
+                <w:sz w:val="28"/>
+                <w:szCs w:val="28"/>
+              </w:rPr>
+            </w:pPr>
+            <w:r>
+              <w:rPr>
+                <w:sz w:val="28"/>
+                <w:szCs w:val="28"/>
+              </w:rPr>
+              <w:t>Day</w:t>
+            </w:r>
+          </w:p>
+        </w:tc>
+        <w:tc>
+          <w:tcPr>
+            <w:tcW w:w="3312" w:type="dxa"/>
+            <w:tcBorders>
+              <w:bottom w:val="single" w:sz="12" w:space="0" w:color="auto"/>
+            </w:tcBorders>
+            <w:vAlign w:val="bottom"/>
+          </w:tcPr>
+          <w:p>
+            <w:pPr>
+              <w:rPr>
+                <w:sz w:val="28"/>
+                <w:szCs w:val="28"/>
+              </w:rPr>
+            </w:pPr>
+          </w:p>
+        </w:tc>
+        <w:tc>
+          <w:tcPr>
+            <w:tcW w:w="3710" w:type="dxa"/>
+            <w:vAlign w:val="bottom"/>
+          </w:tcPr>
+          <w:p>
+            <w:pPr>
+              <w:rPr>
+                <w:sz w:val="28"/>
+                <w:szCs w:val="28"/>
+              </w:rPr>
+            </w:pPr>
+          </w:p>
+        </w:tc>
+      </w:tr>
+      <w:tr>
+        <w:trPr>
+          <w:trHeight w:val="432"/>
+        </w:trPr>
+        <w:tc>
+          <w:tcPr>
+            <w:tcW w:w="1728" w:type="dxa"/>
+            <w:vAlign w:val="bottom"/>
+          </w:tcPr>
+          <w:p>
+            <w:pPr>
+              <w:pStyle w:val="ListParagraph"/>
+              <w:numPr>
+                <w:ilvl w:val="0"/>
+                <w:numId w:val="8"/>
+              </w:numPr>
+              <w:rPr>
+                <w:sz w:val="28"/>
+                <w:szCs w:val="28"/>
+              </w:rPr>
+            </w:pPr>
+            <w:r>
+              <w:rPr>
+                <w:sz w:val="28"/>
+                <w:szCs w:val="28"/>
+              </w:rPr>
+              <w:t>Thin</w:t>
+            </w:r>
+          </w:p>
+        </w:tc>
+        <w:tc>
+          <w:tcPr>
+            <w:tcW w:w="3312" w:type="dxa"/>
+            <w:tcBorders>
+              <w:top w:val="single" w:sz="12" w:space="0" w:color="auto"/>
+              <w:bottom w:val="single" w:sz="12" w:space="0" w:color="auto"/>
+            </w:tcBorders>
+            <w:vAlign w:val="bottom"/>
+          </w:tcPr>
+          <w:p>
+            <w:pPr>
+              <w:rPr>
+                <w:sz w:val="28"/>
+                <w:szCs w:val="28"/>
+              </w:rPr>
+            </w:pPr>
+          </w:p>
+        </w:tc>
+        <w:tc>
+          <w:tcPr>
+            <w:tcW w:w="3710" w:type="dxa"/>
+            <w:vAlign w:val="bottom"/>
+          </w:tcPr>
+          <w:p>
+            <w:pPr>
+              <w:rPr>
+                <w:sz w:val="28"/>
+                <w:szCs w:val="28"/>
+              </w:rPr>
+            </w:pPr>
+          </w:p>
+        </w:tc>
+      </w:tr>
+      <w:tr>
+        <w:trPr>
+          <w:trHeight w:val="432"/>
+        </w:trPr>
+        <w:tc>
+          <w:tcPr>
+            <w:tcW w:w="1728" w:type="dxa"/>
+            <w:vAlign w:val="bottom"/>
+          </w:tcPr>
+          <w:p>
+            <w:pPr>
+              <w:pStyle w:val="ListParagraph"/>
+              <w:numPr>
+                <w:ilvl w:val="0"/>
+                <w:numId w:val="8"/>
+              </w:numPr>
+              <w:rPr>
+                <w:sz w:val="28"/>
+                <w:szCs w:val="28"/>
+              </w:rPr>
+            </w:pPr>
+            <w:r>
+              <w:rPr>
+                <w:sz w:val="28"/>
+                <w:szCs w:val="28"/>
+              </w:rPr>
+              <w:t>Sunny</w:t>
+            </w:r>
+          </w:p>
+        </w:tc>
+        <w:tc>
+          <w:tcPr>
+            <w:tcW w:w="3312" w:type="dxa"/>
+            <w:tcBorders>
+              <w:top w:val="single" w:sz="12" w:space="0" w:color="auto"/>
+              <w:bottom w:val="single" w:sz="12" w:space="0" w:color="auto"/>
+            </w:tcBorders>
+            <w:vAlign w:val="bottom"/>
+          </w:tcPr>
+          <w:p>
+            <w:pPr>
+              <w:rPr>
+                <w:sz w:val="28"/>
+                <w:szCs w:val="28"/>
+              </w:rPr>
+            </w:pPr>
+          </w:p>
+        </w:tc>
+        <w:tc>
+          <w:tcPr>
+            <w:tcW w:w="3710" w:type="dxa"/>
+            <w:vAlign w:val="bottom"/>
+          </w:tcPr>
+          <w:p>
+            <w:pPr>
+              <w:rPr>
+                <w:sz w:val="28"/>
+                <w:szCs w:val="28"/>
+              </w:rPr>
+            </w:pPr>
+          </w:p>
+        </w:tc>
+      </w:tr>
+      <w:tr>
+        <w:trPr>
+          <w:trHeight w:val="432"/>
+        </w:trPr>
+        <w:tc>
+          <w:tcPr>
+            <w:tcW w:w="1728" w:type="dxa"/>
+            <w:vAlign w:val="bottom"/>
+          </w:tcPr>
+          <w:p>
+            <w:pPr>
+              <w:pStyle w:val="ListParagraph"/>
+              <w:numPr>
+                <w:ilvl w:val="0"/>
+                <w:numId w:val="8"/>
+              </w:numPr>
+              <w:rPr>
+                <w:sz w:val="28"/>
+                <w:szCs w:val="28"/>
+              </w:rPr>
+            </w:pPr>
+            <w:r>
+              <w:rPr>
+                <w:sz w:val="28"/>
+                <w:szCs w:val="28"/>
+              </w:rPr>
+              <w:t>Bad</w:t>
+            </w:r>
+          </w:p>
+        </w:tc>
+        <w:tc>
+          <w:tcPr>
+            <w:tcW w:w="3312" w:type="dxa"/>
+            <w:tcBorders>
+              <w:top w:val="single" w:sz="12" w:space="0" w:color="auto"/>
+              <w:bottom w:val="single" w:sz="12" w:space="0" w:color="auto"/>
+            </w:tcBorders>
+            <w:vAlign w:val="bottom"/>
+          </w:tcPr>
+          <w:p>
+            <w:pPr>
+              <w:rPr>
+                <w:sz w:val="28"/>
+                <w:szCs w:val="28"/>
+              </w:rPr>
+            </w:pPr>
+          </w:p>
+        </w:tc>
+        <w:tc>
+          <w:tcPr>
+            <w:tcW w:w="3710" w:type="dxa"/>
+            <w:vAlign w:val="bottom"/>
+          </w:tcPr>
+          <w:p>
+            <w:pPr>
+              <w:rPr>
+                <w:sz w:val="28"/>
+                <w:szCs w:val="28"/>
+              </w:rPr>
+            </w:pPr>
+          </w:p>
+        </w:tc>
+      </w:tr>
+      <w:tr>
+        <w:trPr>
+          <w:trHeight w:val="432"/>
+        </w:trPr>
+        <w:tc>
+          <w:tcPr>
+            <w:tcW w:w="1728" w:type="dxa"/>
+            <w:vAlign w:val="bottom"/>
+          </w:tcPr>
+          <w:p>
+            <w:pPr>
+              <w:pStyle w:val="ListParagraph"/>
+              <w:numPr>
+                <w:ilvl w:val="0"/>
+                <w:numId w:val="8"/>
+              </w:numPr>
+              <w:rPr>
+                <w:sz w:val="28"/>
+                <w:szCs w:val="28"/>
+              </w:rPr>
+            </w:pPr>
+            <w:r>
+              <w:rPr>
+                <w:sz w:val="28"/>
+                <w:szCs w:val="28"/>
+              </w:rPr>
+              <w:t>Fast</w:t>
+            </w:r>
+          </w:p>
+        </w:tc>
+        <w:tc>
+          <w:tcPr>
+            <w:tcW w:w="3312" w:type="dxa"/>
+            <w:tcBorders>
+              <w:top w:val="single" w:sz="12" w:space="0" w:color="auto"/>
+              <w:bottom w:val="single" w:sz="12" w:space="0" w:color="auto"/>
+            </w:tcBorders>
+            <w:vAlign w:val="bottom"/>
+          </w:tcPr>
+          <w:p>
+            <w:pPr>
+              <w:rPr>
+                <w:sz w:val="28"/>
+                <w:szCs w:val="28"/>
+              </w:rPr>
+            </w:pPr>
+          </w:p>
+        </w:tc>
+        <w:tc>
+          <w:tcPr>
+            <w:tcW w:w="3710" w:type="dxa"/>
+            <w:vAlign w:val="bottom"/>
+          </w:tcPr>
+          <w:p>
+            <w:pPr>
+              <w:rPr>
+                <w:sz w:val="28"/>
+                <w:szCs w:val="28"/>
+              </w:rPr>
+            </w:pPr>
+          </w:p>
+        </w:tc>
+      </w:tr>
+    </w:tbl>
     <w:p>
       <w:pPr>
-        <w:pStyle w:val="ListParagraph"/>
-        <w:numPr>
-          <w:ilvl w:val="0"/>
-          <w:numId w:val="4"/>
-        </w:numPr>
         <w:rPr>
-          <w:sz w:val="28"/>
-          <w:szCs w:val="28"/>
+          <w:b/>
+          <w:bCs/>
+          <w:sz w:val="32"/>
+          <w:szCs w:val="32"/>
         </w:rPr>
       </w:pPr>
       <w:r>
-        <w:t>The monkeys are _____________.</w:t>
+        <w:rPr>
+          <w:b/>
+          <w:bCs/>
+          <w:sz w:val="32"/>
+          <w:szCs w:val="32"/>
+        </w:rPr>
+        <w:t>Q4</w:t>
+      </w:r>
+      <w:r>
+        <w:rPr>
+          <w:b/>
+          <w:bCs/>
+          <w:sz w:val="32"/>
+          <w:szCs w:val="32"/>
+        </w:rPr>
+        <w:t>.</w:t>
+      </w:r>
+      <w:r>
+        <w:rPr>
+          <w:b/>
+          <w:bCs/>
+          <w:sz w:val="32"/>
+          <w:szCs w:val="32"/>
+        </w:rPr>
+        <w:t xml:space="preserve"> write plurals of the following singular words.</w:t>
+      </w:r>
+      <w:r>
+        <w:rPr>
+          <w:b/>
+          <w:bCs/>
+          <w:sz w:val="32"/>
+          <w:szCs w:val="32"/>
+        </w:rPr>
+        <w:tab/>
+        <w:t>(5)</w:t>
       </w:r>
     </w:p>
+    <w:tbl>
+      <w:tblPr>
+        <w:tblStyle w:val="TableGrid"/>
+        <w:tblW w:w="0" w:type="auto"/>
+        <w:tblInd w:w="-5" w:type="dxa"/>
+        <w:tblBorders>
+          <w:top w:val="none" w:sz="0" w:space="0" w:color="auto"/>
+          <w:left w:val="none" w:sz="0" w:space="0" w:color="auto"/>
+          <w:bottom w:val="none" w:sz="0" w:space="0" w:color="auto"/>
+          <w:right w:val="none" w:sz="0" w:space="0" w:color="auto"/>
+          <w:insideH w:val="none" w:sz="0" w:space="0" w:color="auto"/>
+          <w:insideV w:val="none" w:sz="0" w:space="0" w:color="auto"/>
+        </w:tblBorders>
+        <w:tblLook w:val="04A0" w:firstRow="1" w:lastRow="0" w:firstColumn="1" w:lastColumn="0" w:noHBand="0" w:noVBand="1"/>
+      </w:tblPr>
+      <w:tblGrid>
+        <w:gridCol w:w="1732"/>
+        <w:gridCol w:w="3312"/>
+        <w:gridCol w:w="3425"/>
+      </w:tblGrid>
+      <w:tr>
+        <w:trPr>
+          <w:trHeight w:val="432"/>
+        </w:trPr>
+        <w:tc>
+          <w:tcPr>
+            <w:tcW w:w="1732" w:type="dxa"/>
+            <w:vAlign w:val="bottom"/>
+          </w:tcPr>
+          <w:p>
+            <w:pPr>
+              <w:pStyle w:val="ListParagraph"/>
+              <w:numPr>
+                <w:ilvl w:val="0"/>
+                <w:numId w:val="9"/>
+              </w:numPr>
+              <w:rPr>
+                <w:sz w:val="28"/>
+                <w:szCs w:val="28"/>
+              </w:rPr>
+            </w:pPr>
+            <w:r>
+              <w:rPr>
+                <w:sz w:val="28"/>
+                <w:szCs w:val="28"/>
+              </w:rPr>
+              <w:t>Door</w:t>
+            </w:r>
+          </w:p>
+        </w:tc>
+        <w:tc>
+          <w:tcPr>
+            <w:tcW w:w="3312" w:type="dxa"/>
+            <w:tcBorders>
+              <w:bottom w:val="single" w:sz="12" w:space="0" w:color="auto"/>
+            </w:tcBorders>
+            <w:vAlign w:val="bottom"/>
+          </w:tcPr>
+          <w:p>
+            <w:pPr>
+              <w:rPr>
+                <w:sz w:val="28"/>
+                <w:szCs w:val="28"/>
+              </w:rPr>
+            </w:pPr>
+          </w:p>
+        </w:tc>
+        <w:tc>
+          <w:tcPr>
+            <w:tcW w:w="3425" w:type="dxa"/>
+            <w:vAlign w:val="bottom"/>
+          </w:tcPr>
+          <w:p>
+            <w:pPr>
+              <w:rPr>
+                <w:sz w:val="28"/>
+                <w:szCs w:val="28"/>
+              </w:rPr>
+            </w:pPr>
+          </w:p>
+        </w:tc>
+      </w:tr>
+      <w:tr>
+        <w:trPr>
+          <w:trHeight w:val="432"/>
+        </w:trPr>
+        <w:tc>
+          <w:tcPr>
+            <w:tcW w:w="1732" w:type="dxa"/>
+            <w:vAlign w:val="bottom"/>
+          </w:tcPr>
+          <w:p>
+            <w:pPr>
+              <w:pStyle w:val="ListParagraph"/>
+              <w:numPr>
+                <w:ilvl w:val="0"/>
+                <w:numId w:val="9"/>
+              </w:numPr>
+              <w:rPr>
+                <w:sz w:val="28"/>
+                <w:szCs w:val="28"/>
+              </w:rPr>
+            </w:pPr>
+            <w:r>
+              <w:rPr>
+                <w:sz w:val="28"/>
+                <w:szCs w:val="28"/>
+              </w:rPr>
+              <w:t>Bench</w:t>
+            </w:r>
+          </w:p>
+        </w:tc>
+        <w:tc>
+          <w:tcPr>
+            <w:tcW w:w="3312" w:type="dxa"/>
+            <w:tcBorders>
+              <w:top w:val="single" w:sz="12" w:space="0" w:color="auto"/>
+              <w:bottom w:val="single" w:sz="12" w:space="0" w:color="auto"/>
+            </w:tcBorders>
+            <w:vAlign w:val="bottom"/>
+          </w:tcPr>
+          <w:p>
+            <w:pPr>
+              <w:rPr>
+                <w:sz w:val="28"/>
+                <w:szCs w:val="28"/>
+              </w:rPr>
+            </w:pPr>
+          </w:p>
+        </w:tc>
+        <w:tc>
+          <w:tcPr>
+            <w:tcW w:w="3425" w:type="dxa"/>
+            <w:vAlign w:val="bottom"/>
+          </w:tcPr>
+          <w:p>
+            <w:pPr>
+              <w:rPr>
+                <w:sz w:val="28"/>
+                <w:szCs w:val="28"/>
+              </w:rPr>
+            </w:pPr>
+          </w:p>
+        </w:tc>
+      </w:tr>
+      <w:tr>
+        <w:trPr>
+          <w:trHeight w:val="432"/>
+        </w:trPr>
+        <w:tc>
+          <w:tcPr>
+            <w:tcW w:w="1732" w:type="dxa"/>
+            <w:vAlign w:val="bottom"/>
+          </w:tcPr>
+          <w:p>
+            <w:pPr>
+              <w:pStyle w:val="ListParagraph"/>
+              <w:numPr>
+                <w:ilvl w:val="0"/>
+                <w:numId w:val="9"/>
+              </w:numPr>
+              <w:rPr>
+                <w:sz w:val="28"/>
+                <w:szCs w:val="28"/>
+              </w:rPr>
+            </w:pPr>
+            <w:r>
+              <w:rPr>
+                <w:sz w:val="28"/>
+                <w:szCs w:val="28"/>
+              </w:rPr>
+              <w:t>Girl</w:t>
+            </w:r>
+          </w:p>
+        </w:tc>
+        <w:tc>
+          <w:tcPr>
+            <w:tcW w:w="3312" w:type="dxa"/>
+            <w:tcBorders>
+              <w:top w:val="single" w:sz="12" w:space="0" w:color="auto"/>
+              <w:bottom w:val="single" w:sz="12" w:space="0" w:color="auto"/>
+            </w:tcBorders>
+            <w:vAlign w:val="bottom"/>
+          </w:tcPr>
+          <w:p>
+            <w:pPr>
+              <w:rPr>
+                <w:sz w:val="28"/>
+                <w:szCs w:val="28"/>
+              </w:rPr>
+            </w:pPr>
+          </w:p>
+        </w:tc>
+        <w:tc>
+          <w:tcPr>
+            <w:tcW w:w="3425" w:type="dxa"/>
+            <w:vAlign w:val="bottom"/>
+          </w:tcPr>
+          <w:p>
+            <w:pPr>
+              <w:rPr>
+                <w:sz w:val="28"/>
+                <w:szCs w:val="28"/>
+              </w:rPr>
+            </w:pPr>
+          </w:p>
+        </w:tc>
+      </w:tr>
+      <w:tr>
+        <w:trPr>
+          <w:trHeight w:val="432"/>
+        </w:trPr>
+        <w:tc>
+          <w:tcPr>
+            <w:tcW w:w="1732" w:type="dxa"/>
+            <w:vAlign w:val="bottom"/>
+          </w:tcPr>
+          <w:p>
+            <w:pPr>
+              <w:pStyle w:val="ListParagraph"/>
+              <w:numPr>
+                <w:ilvl w:val="0"/>
+                <w:numId w:val="9"/>
+              </w:numPr>
+              <w:rPr>
+                <w:sz w:val="28"/>
+                <w:szCs w:val="28"/>
+              </w:rPr>
+            </w:pPr>
+            <w:r>
+              <w:rPr>
+                <w:sz w:val="28"/>
+                <w:szCs w:val="28"/>
+              </w:rPr>
+              <w:t>Copy</w:t>
+            </w:r>
+          </w:p>
+        </w:tc>
+        <w:tc>
+          <w:tcPr>
+            <w:tcW w:w="3312" w:type="dxa"/>
+            <w:tcBorders>
+              <w:top w:val="single" w:sz="12" w:space="0" w:color="auto"/>
+              <w:bottom w:val="single" w:sz="12" w:space="0" w:color="auto"/>
+            </w:tcBorders>
+            <w:vAlign w:val="bottom"/>
+          </w:tcPr>
+          <w:p>
+            <w:pPr>
+              <w:rPr>
+                <w:sz w:val="28"/>
+                <w:szCs w:val="28"/>
+              </w:rPr>
+            </w:pPr>
+          </w:p>
+        </w:tc>
+        <w:tc>
+          <w:tcPr>
+            <w:tcW w:w="3425" w:type="dxa"/>
+            <w:vAlign w:val="bottom"/>
+          </w:tcPr>
+          <w:p>
+            <w:pPr>
+              <w:rPr>
+                <w:sz w:val="28"/>
+                <w:szCs w:val="28"/>
+              </w:rPr>
+            </w:pPr>
+          </w:p>
+        </w:tc>
+      </w:tr>
+      <w:tr>
+        <w:trPr>
+          <w:trHeight w:val="432"/>
+        </w:trPr>
+        <w:tc>
+          <w:tcPr>
+            <w:tcW w:w="1732" w:type="dxa"/>
+            <w:vAlign w:val="bottom"/>
+          </w:tcPr>
+          <w:p>
+            <w:pPr>
+              <w:pStyle w:val="ListParagraph"/>
+              <w:numPr>
+                <w:ilvl w:val="0"/>
+                <w:numId w:val="9"/>
+              </w:numPr>
+              <w:rPr>
+                <w:sz w:val="28"/>
+                <w:szCs w:val="28"/>
+              </w:rPr>
+            </w:pPr>
+            <w:r>
+              <w:rPr>
+                <w:sz w:val="28"/>
+                <w:szCs w:val="28"/>
+              </w:rPr>
+              <w:t>Animal</w:t>
+            </w:r>
+          </w:p>
+        </w:tc>
+        <w:tc>
+          <w:tcPr>
+            <w:tcW w:w="3312" w:type="dxa"/>
+            <w:tcBorders>
+              <w:top w:val="single" w:sz="12" w:space="0" w:color="auto"/>
+              <w:bottom w:val="single" w:sz="12" w:space="0" w:color="auto"/>
+            </w:tcBorders>
+            <w:vAlign w:val="bottom"/>
+          </w:tcPr>
+          <w:p>
+            <w:pPr>
+              <w:rPr>
+                <w:sz w:val="28"/>
+                <w:szCs w:val="28"/>
+              </w:rPr>
+            </w:pPr>
+          </w:p>
+        </w:tc>
+        <w:tc>
+          <w:tcPr>
+            <w:tcW w:w="3425" w:type="dxa"/>
+            <w:vAlign w:val="bottom"/>
+          </w:tcPr>
+          <w:p>
+            <w:pPr>
+              <w:rPr>
+                <w:sz w:val="28"/>
+                <w:szCs w:val="28"/>
+              </w:rPr>
+            </w:pPr>
+          </w:p>
+        </w:tc>
+      </w:tr>
+    </w:tbl>
     <w:p>
       <w:pPr>
-        <w:pStyle w:val="ListParagraph"/>
-        <w:numPr>
-          <w:ilvl w:val="0"/>
-          <w:numId w:val="4"/>
-        </w:numPr>
         <w:rPr>
-          <w:sz w:val="28"/>
-          <w:szCs w:val="28"/>
+          <w:sz w:val="32"/>
+          <w:szCs w:val="32"/>
         </w:rPr>
       </w:pPr>
       <w:r>
-        <w:t>The _________ is friendly.</w:t>
+        <w:rPr>
+          <w:b/>
+          <w:bCs/>
+          <w:sz w:val="32"/>
+          <w:szCs w:val="32"/>
+        </w:rPr>
+        <w:t>Q5</w:t>
+      </w:r>
+      <w:r>
+        <w:rPr>
+          <w:b/>
+          <w:bCs/>
+          <w:sz w:val="32"/>
+          <w:szCs w:val="32"/>
+        </w:rPr>
+        <w:t>.</w:t>
+      </w:r>
+      <w:r>
+        <w:rPr>
+          <w:b/>
+          <w:bCs/>
+          <w:sz w:val="32"/>
+          <w:szCs w:val="32"/>
+        </w:rPr>
+        <w:t xml:space="preserve"> write feminine of the following </w:t>
+      </w:r>
+      <w:r>
+        <w:rPr>
+          <w:b/>
+          <w:bCs/>
+          <w:sz w:val="32"/>
+          <w:szCs w:val="32"/>
+        </w:rPr>
+        <w:t>masculine</w:t>
+      </w:r>
+      <w:r>
+        <w:rPr>
+          <w:sz w:val="32"/>
+          <w:szCs w:val="32"/>
+        </w:rPr>
+        <w:t>.</w:t>
+      </w:r>
+      <w:r>
+        <w:rPr>
+          <w:sz w:val="32"/>
+          <w:szCs w:val="32"/>
+        </w:rPr>
+        <w:tab/>
+        <w:t>(5)</w:t>
       </w:r>
     </w:p>
+    <w:tbl>
+      <w:tblPr>
+        <w:tblStyle w:val="TableGrid"/>
+        <w:tblW w:w="0" w:type="auto"/>
+        <w:tblInd w:w="-5" w:type="dxa"/>
+        <w:tblBorders>
+          <w:top w:val="none" w:sz="0" w:space="0" w:color="auto"/>
+          <w:left w:val="none" w:sz="0" w:space="0" w:color="auto"/>
+          <w:bottom w:val="none" w:sz="0" w:space="0" w:color="auto"/>
+          <w:right w:val="none" w:sz="0" w:space="0" w:color="auto"/>
+          <w:insideH w:val="none" w:sz="0" w:space="0" w:color="auto"/>
+          <w:insideV w:val="none" w:sz="0" w:space="0" w:color="auto"/>
+        </w:tblBorders>
+        <w:tblLook w:val="04A0" w:firstRow="1" w:lastRow="0" w:firstColumn="1" w:lastColumn="0" w:noHBand="0" w:noVBand="1"/>
+      </w:tblPr>
+      <w:tblGrid>
+        <w:gridCol w:w="1728"/>
+        <w:gridCol w:w="3312"/>
+        <w:gridCol w:w="4070"/>
+      </w:tblGrid>
+      <w:tr>
+        <w:trPr>
+          <w:trHeight w:val="432"/>
+        </w:trPr>
+        <w:tc>
+          <w:tcPr>
+            <w:tcW w:w="1728" w:type="dxa"/>
+            <w:vAlign w:val="bottom"/>
+          </w:tcPr>
+          <w:p>
+            <w:pPr>
+              <w:pStyle w:val="ListParagraph"/>
+              <w:numPr>
+                <w:ilvl w:val="0"/>
+                <w:numId w:val="10"/>
+              </w:numPr>
+              <w:rPr>
+                <w:sz w:val="28"/>
+                <w:szCs w:val="28"/>
+              </w:rPr>
+            </w:pPr>
+            <w:r>
+              <w:rPr>
+                <w:sz w:val="28"/>
+                <w:szCs w:val="28"/>
+              </w:rPr>
+              <w:t>Fathe</w:t>
+            </w:r>
+            <w:r>
+              <w:rPr>
+                <w:sz w:val="28"/>
+                <w:szCs w:val="28"/>
+              </w:rPr>
+              <w:t>r</w:t>
+            </w:r>
+          </w:p>
+        </w:tc>
+        <w:tc>
+          <w:tcPr>
+            <w:tcW w:w="3312" w:type="dxa"/>
+            <w:tcBorders>
+              <w:bottom w:val="single" w:sz="12" w:space="0" w:color="auto"/>
+            </w:tcBorders>
+            <w:vAlign w:val="bottom"/>
+          </w:tcPr>
+          <w:p>
+            <w:pPr>
+              <w:rPr>
+                <w:sz w:val="28"/>
+                <w:szCs w:val="28"/>
+              </w:rPr>
+            </w:pPr>
+          </w:p>
+        </w:tc>
+        <w:tc>
+          <w:tcPr>
+            <w:tcW w:w="4070" w:type="dxa"/>
+            <w:vAlign w:val="bottom"/>
+          </w:tcPr>
+          <w:p>
+            <w:pPr>
+              <w:rPr>
+                <w:sz w:val="28"/>
+                <w:szCs w:val="28"/>
+              </w:rPr>
+            </w:pPr>
+          </w:p>
+        </w:tc>
+      </w:tr>
+      <w:tr>
+        <w:trPr>
+          <w:trHeight w:val="432"/>
+        </w:trPr>
+        <w:tc>
+          <w:tcPr>
+            <w:tcW w:w="1728" w:type="dxa"/>
+            <w:vAlign w:val="bottom"/>
+          </w:tcPr>
+          <w:p>
+            <w:pPr>
+              <w:pStyle w:val="ListParagraph"/>
+              <w:numPr>
+                <w:ilvl w:val="0"/>
+                <w:numId w:val="10"/>
+              </w:numPr>
+              <w:rPr>
+                <w:sz w:val="28"/>
+                <w:szCs w:val="28"/>
+              </w:rPr>
+            </w:pPr>
+            <w:r>
+              <w:rPr>
+                <w:sz w:val="28"/>
+                <w:szCs w:val="28"/>
+              </w:rPr>
+              <w:t>Uncle</w:t>
+            </w:r>
+          </w:p>
+        </w:tc>
+        <w:tc>
+          <w:tcPr>
+            <w:tcW w:w="3312" w:type="dxa"/>
+            <w:tcBorders>
+              <w:top w:val="single" w:sz="12" w:space="0" w:color="auto"/>
+              <w:bottom w:val="single" w:sz="12" w:space="0" w:color="auto"/>
+            </w:tcBorders>
+            <w:vAlign w:val="bottom"/>
+          </w:tcPr>
+          <w:p>
+            <w:pPr>
+              <w:rPr>
+                <w:sz w:val="28"/>
+                <w:szCs w:val="28"/>
+              </w:rPr>
+            </w:pPr>
+          </w:p>
+        </w:tc>
+        <w:tc>
+          <w:tcPr>
+            <w:tcW w:w="4070" w:type="dxa"/>
+            <w:vAlign w:val="bottom"/>
+          </w:tcPr>
+          <w:p>
+            <w:pPr>
+              <w:rPr>
+                <w:sz w:val="28"/>
+                <w:szCs w:val="28"/>
+              </w:rPr>
+            </w:pPr>
+          </w:p>
+        </w:tc>
+      </w:tr>
+      <w:tr>
+        <w:trPr>
+          <w:trHeight w:val="432"/>
+        </w:trPr>
+        <w:tc>
+          <w:tcPr>
+            <w:tcW w:w="1728" w:type="dxa"/>
+            <w:vAlign w:val="bottom"/>
+          </w:tcPr>
+          <w:p>
+            <w:pPr>
+              <w:pStyle w:val="ListParagraph"/>
+              <w:numPr>
+                <w:ilvl w:val="0"/>
+                <w:numId w:val="10"/>
+              </w:numPr>
+              <w:rPr>
+                <w:sz w:val="28"/>
+                <w:szCs w:val="28"/>
+              </w:rPr>
+            </w:pPr>
+            <w:r>
+              <w:rPr>
+                <w:sz w:val="28"/>
+                <w:szCs w:val="28"/>
+              </w:rPr>
+              <w:t>Sir</w:t>
+            </w:r>
+          </w:p>
+        </w:tc>
+        <w:tc>
+          <w:tcPr>
+            <w:tcW w:w="3312" w:type="dxa"/>
+            <w:tcBorders>
+              <w:top w:val="single" w:sz="12" w:space="0" w:color="auto"/>
+              <w:bottom w:val="single" w:sz="12" w:space="0" w:color="auto"/>
+            </w:tcBorders>
+            <w:vAlign w:val="bottom"/>
+          </w:tcPr>
+          <w:p>
+            <w:pPr>
+              <w:rPr>
+                <w:sz w:val="28"/>
+                <w:szCs w:val="28"/>
+              </w:rPr>
+            </w:pPr>
+          </w:p>
+        </w:tc>
+        <w:tc>
+          <w:tcPr>
+            <w:tcW w:w="4070" w:type="dxa"/>
+            <w:vAlign w:val="bottom"/>
+          </w:tcPr>
+          <w:p>
+            <w:pPr>
+              <w:rPr>
+                <w:sz w:val="28"/>
+                <w:szCs w:val="28"/>
+              </w:rPr>
+            </w:pPr>
+          </w:p>
+        </w:tc>
+      </w:tr>
+      <w:tr>
+        <w:trPr>
+          <w:trHeight w:val="432"/>
+        </w:trPr>
+        <w:tc>
+          <w:tcPr>
+            <w:tcW w:w="1728" w:type="dxa"/>
+            <w:vAlign w:val="bottom"/>
+          </w:tcPr>
+          <w:p>
+            <w:pPr>
+              <w:pStyle w:val="ListParagraph"/>
+              <w:numPr>
+                <w:ilvl w:val="0"/>
+                <w:numId w:val="10"/>
+              </w:numPr>
+              <w:rPr>
+                <w:sz w:val="28"/>
+                <w:szCs w:val="28"/>
+              </w:rPr>
+            </w:pPr>
+            <w:r>
+              <w:rPr>
+                <w:sz w:val="28"/>
+                <w:szCs w:val="28"/>
+              </w:rPr>
+              <w:t>Son</w:t>
+            </w:r>
+          </w:p>
+        </w:tc>
+        <w:tc>
+          <w:tcPr>
+            <w:tcW w:w="3312" w:type="dxa"/>
+            <w:tcBorders>
+              <w:top w:val="single" w:sz="12" w:space="0" w:color="auto"/>
+              <w:bottom w:val="single" w:sz="12" w:space="0" w:color="auto"/>
+            </w:tcBorders>
+            <w:vAlign w:val="bottom"/>
+          </w:tcPr>
+          <w:p>
+            <w:pPr>
+              <w:rPr>
+                <w:sz w:val="28"/>
+                <w:szCs w:val="28"/>
+              </w:rPr>
+            </w:pPr>
+          </w:p>
+        </w:tc>
+        <w:tc>
+          <w:tcPr>
+            <w:tcW w:w="4070" w:type="dxa"/>
+            <w:vAlign w:val="bottom"/>
+          </w:tcPr>
+          <w:p>
+            <w:pPr>
+              <w:rPr>
+                <w:sz w:val="28"/>
+                <w:szCs w:val="28"/>
+              </w:rPr>
+            </w:pPr>
+          </w:p>
+        </w:tc>
+      </w:tr>
+      <w:tr>
+        <w:trPr>
+          <w:trHeight w:val="432"/>
+        </w:trPr>
+        <w:tc>
+          <w:tcPr>
+            <w:tcW w:w="1728" w:type="dxa"/>
+            <w:vAlign w:val="bottom"/>
+          </w:tcPr>
+          <w:p>
+            <w:pPr>
+              <w:pStyle w:val="ListParagraph"/>
+              <w:numPr>
+                <w:ilvl w:val="0"/>
+                <w:numId w:val="10"/>
+              </w:numPr>
+              <w:rPr>
+                <w:sz w:val="28"/>
+                <w:szCs w:val="28"/>
+              </w:rPr>
+            </w:pPr>
+            <w:r>
+              <w:rPr>
+                <w:sz w:val="28"/>
+                <w:szCs w:val="28"/>
+              </w:rPr>
+              <w:t>Male</w:t>
+            </w:r>
+          </w:p>
+        </w:tc>
+        <w:tc>
+          <w:tcPr>
+            <w:tcW w:w="3312" w:type="dxa"/>
+            <w:tcBorders>
+              <w:top w:val="single" w:sz="12" w:space="0" w:color="auto"/>
+              <w:bottom w:val="single" w:sz="12" w:space="0" w:color="auto"/>
+            </w:tcBorders>
+            <w:vAlign w:val="bottom"/>
+          </w:tcPr>
+          <w:p>
+            <w:pPr>
+              <w:rPr>
+                <w:sz w:val="28"/>
+                <w:szCs w:val="28"/>
+              </w:rPr>
+            </w:pPr>
+          </w:p>
+        </w:tc>
+        <w:tc>
+          <w:tcPr>
+            <w:tcW w:w="4070" w:type="dxa"/>
+            <w:vAlign w:val="bottom"/>
+          </w:tcPr>
+          <w:p>
+            <w:pPr>
+              <w:rPr>
+                <w:sz w:val="28"/>
+                <w:szCs w:val="28"/>
+              </w:rPr>
+            </w:pPr>
+          </w:p>
+        </w:tc>
+      </w:tr>
+    </w:tbl>
     <w:p>
       <w:pPr>
-        <w:pStyle w:val="ListParagraph"/>
-        <w:numPr>
-          <w:ilvl w:val="0"/>
-          <w:numId w:val="4"/>
-        </w:numPr>
         <w:rPr>
-          <w:sz w:val="28"/>
-          <w:szCs w:val="28"/>
+          <w:sz w:val="32"/>
+          <w:szCs w:val="32"/>
         </w:rPr>
       </w:pPr>
       <w:r>
-        <w:t>_________ gives food to kheeri.</w:t>
+        <w:rPr>
+          <w:b/>
+          <w:bCs/>
+          <w:sz w:val="32"/>
+          <w:szCs w:val="32"/>
+        </w:rPr>
+        <w:t>Q6</w:t>
+      </w:r>
+      <w:r>
+        <w:rPr>
+          <w:b/>
+          <w:bCs/>
+          <w:sz w:val="32"/>
+          <w:szCs w:val="32"/>
+        </w:rPr>
+        <w:t>.</w:t>
+      </w:r>
+      <w:r>
+        <w:rPr>
+          <w:b/>
+          <w:bCs/>
+          <w:sz w:val="32"/>
+          <w:szCs w:val="32"/>
+        </w:rPr>
+        <w:t xml:space="preserve"> write an essay on any one of the following</w:t>
+      </w:r>
+      <w:r>
+        <w:rPr>
+          <w:sz w:val="32"/>
+          <w:szCs w:val="32"/>
+        </w:rPr>
+        <w:t>.</w:t>
+      </w:r>
+      <w:r>
+        <w:rPr>
+          <w:sz w:val="32"/>
+          <w:szCs w:val="32"/>
+        </w:rPr>
+        <w:tab/>
+        <w:t>(5)</w:t>
       </w:r>
     </w:p>
-    <w:p>
-      <w:pPr>
-        <w:pStyle w:val="ListParagraph"/>
-        <w:numPr>
-          <w:ilvl w:val="0"/>
-          <w:numId w:val="4"/>
-        </w:numPr>
-        <w:rPr>
-          <w:sz w:val="28"/>
-          <w:szCs w:val="28"/>
-        </w:rPr>
-      </w:pPr>
-      <w:r>
-        <w:t>The children eat ____________.</w:t>
-      </w:r>
-    </w:p>
-    <w:p>
-      <w:pPr>
-        <w:pStyle w:val="ListParagraph"/>
-        <w:numPr>
-          <w:ilvl w:val="0"/>
-          <w:numId w:val="4"/>
-        </w:numPr>
-        <w:rPr>
-          <w:sz w:val="28"/>
-          <w:szCs w:val="28"/>
-        </w:rPr>
-      </w:pPr>
-      <w:r>
-        <w:t xml:space="preserve">A clock </w:t>
-      </w:r>
-      <w:r>
-        <w:t>hang</w:t>
-      </w:r>
-      <w:r>
-        <w:t xml:space="preserve"> on the ____________.</w:t>
-      </w:r>
-    </w:p>
-    <w:p>
-      <w:pPr>
-        <w:pStyle w:val="ListParagraph"/>
-        <w:numPr>
-          <w:ilvl w:val="0"/>
-          <w:numId w:val="4"/>
-        </w:numPr>
-        <w:rPr>
-          <w:sz w:val="28"/>
-          <w:szCs w:val="28"/>
-        </w:rPr>
-      </w:pPr>
-      <w:r>
-        <w:t>The lions are ___________.</w:t>
-      </w:r>
-    </w:p>
-    <w:p>
-      <w:pPr>
-        <w:rPr>
-          <w:rFonts w:ascii="Algerian" w:hAnsi="Algerian"/>
-          <w:sz w:val="72"/>
-          <w:szCs w:val="72"/>
-          <w:u w:val="double"/>
-        </w:rPr>
-      </w:pPr>
-      <w:r>
-        <w:rPr>
-          <w:rFonts w:ascii="Algerian" w:hAnsi="Algerian"/>
-          <w:sz w:val="72"/>
-          <w:szCs w:val="72"/>
-          <w:u w:val="double"/>
-        </w:rPr>
-        <w:t>Section “B” (subjective)</w:t>
-      </w:r>
-    </w:p>
+    <w:tbl>
+      <w:tblPr>
+        <w:tblStyle w:val="TableGrid"/>
+        <w:tblW w:w="9635" w:type="dxa"/>
+        <w:tblInd w:w="-5" w:type="dxa"/>
+        <w:tblLook w:val="04A0" w:firstRow="1" w:lastRow="0" w:firstColumn="1" w:lastColumn="0" w:noHBand="0" w:noVBand="1"/>
+      </w:tblPr>
+      <w:tblGrid>
+        <w:gridCol w:w="4315"/>
+        <w:gridCol w:w="5320"/>
+      </w:tblGrid>
+      <w:tr>
+        <w:trPr>
+          <w:trHeight w:val="432"/>
+        </w:trPr>
+        <w:tc>
+          <w:tcPr>
+            <w:tcW w:w="4315" w:type="dxa"/>
+            <w:tcBorders>
+              <w:top w:val="nil"/>
+              <w:left w:val="nil"/>
+              <w:bottom w:val="single" w:sz="4" w:space="0" w:color="auto"/>
+              <w:right w:val="nil"/>
+            </w:tcBorders>
+          </w:tcPr>
+          <w:p>
+            <w:pPr>
+              <w:pStyle w:val="ListParagraph"/>
+              <w:numPr>
+                <w:ilvl w:val="0"/>
+                <w:numId w:val="11"/>
+              </w:numPr>
+              <w:rPr>
+                <w:sz w:val="28"/>
+                <w:szCs w:val="28"/>
+              </w:rPr>
+            </w:pPr>
+            <w:r>
+              <w:rPr>
+                <w:sz w:val="28"/>
+                <w:szCs w:val="28"/>
+              </w:rPr>
+              <w:t>Myself</w:t>
+            </w:r>
+          </w:p>
+        </w:tc>
+        <w:tc>
+          <w:tcPr>
+            <w:tcW w:w="5320" w:type="dxa"/>
+            <w:tcBorders>
+              <w:top w:val="nil"/>
+              <w:left w:val="nil"/>
+              <w:bottom w:val="single" w:sz="4" w:space="0" w:color="auto"/>
+              <w:right w:val="nil"/>
+            </w:tcBorders>
+          </w:tcPr>
+          <w:p>
+            <w:pPr>
+              <w:pStyle w:val="ListParagraph"/>
+              <w:numPr>
+                <w:ilvl w:val="0"/>
+                <w:numId w:val="11"/>
+              </w:numPr>
+              <w:rPr>
+                <w:sz w:val="28"/>
+                <w:szCs w:val="28"/>
+              </w:rPr>
+            </w:pPr>
+            <w:r>
+              <w:rPr>
+                <w:sz w:val="28"/>
+                <w:szCs w:val="28"/>
+              </w:rPr>
+              <w:t>My School</w:t>
+            </w:r>
+          </w:p>
+        </w:tc>
+      </w:tr>
+      <w:tr>
+        <w:trPr>
+          <w:trHeight w:val="432"/>
+        </w:trPr>
+        <w:tc>
+          <w:tcPr>
+            <w:tcW w:w="9635" w:type="dxa"/>
+            <w:gridSpan w:val="2"/>
+            <w:tcBorders>
+              <w:top w:val="single" w:sz="4" w:space="0" w:color="auto"/>
+            </w:tcBorders>
+          </w:tcPr>
+          <w:p/>
+        </w:tc>
+      </w:tr>
+      <w:tr>
+        <w:trPr>
+          <w:trHeight w:val="432"/>
+        </w:trPr>
+        <w:tc>
+          <w:tcPr>
+            <w:tcW w:w="9635" w:type="dxa"/>
+            <w:gridSpan w:val="2"/>
+          </w:tcPr>
+          <w:p/>
+        </w:tc>
+      </w:tr>
+      <w:tr>
+        <w:trPr>
+          <w:trHeight w:val="432"/>
+        </w:trPr>
+        <w:tc>
+          <w:tcPr>
+            <w:tcW w:w="9635" w:type="dxa"/>
+            <w:gridSpan w:val="2"/>
+          </w:tcPr>
+          <w:p/>
+        </w:tc>
+      </w:tr>
+      <w:tr>
+        <w:trPr>
+          <w:trHeight w:val="432"/>
+        </w:trPr>
+        <w:tc>
+          <w:tcPr>
+            <w:tcW w:w="9635" w:type="dxa"/>
+            <w:gridSpan w:val="2"/>
+          </w:tcPr>
+          <w:p/>
+        </w:tc>
+      </w:tr>
+      <w:tr>
+        <w:trPr>
+          <w:trHeight w:val="432"/>
+        </w:trPr>
+        <w:tc>
+          <w:tcPr>
+            <w:tcW w:w="9635" w:type="dxa"/>
+            <w:gridSpan w:val="2"/>
+          </w:tcPr>
+          <w:p/>
+        </w:tc>
+      </w:tr>
+      <w:tr>
+        <w:trPr>
+          <w:trHeight w:val="432"/>
+        </w:trPr>
+        <w:tc>
+          <w:tcPr>
+            <w:tcW w:w="9635" w:type="dxa"/>
+            <w:gridSpan w:val="2"/>
+          </w:tcPr>
+          <w:p/>
+        </w:tc>
+      </w:tr>
+    </w:tbl>
     <w:p>
       <w:pPr>
         <w:rPr>
@@ -257,1010 +3226,334 @@
           <w:szCs w:val="24"/>
         </w:rPr>
       </w:pPr>
+    </w:p>
+    <w:p>
+      <w:pPr>
+        <w:rPr>
+          <w:b/>
+          <w:bCs/>
+          <w:sz w:val="32"/>
+          <w:szCs w:val="32"/>
+        </w:rPr>
+      </w:pPr>
       <w:r>
         <w:rPr>
           <w:b/>
           <w:bCs/>
-          <w:sz w:val="24"/>
-          <w:szCs w:val="24"/>
+          <w:sz w:val="32"/>
+          <w:szCs w:val="32"/>
         </w:rPr>
-        <w:t>Q1: write meanings of the following words.</w:t>
-      </w:r>
-    </w:p>
-    <w:p>
-      <w:pPr>
-        <w:pStyle w:val="ListParagraph"/>
-        <w:numPr>
-          <w:ilvl w:val="0"/>
-          <w:numId w:val="5"/>
-        </w:numPr>
-      </w:pPr>
-      <w:r>
-        <w:t>Kitten</w:t>
-      </w:r>
-      <w:r>
-        <w:t xml:space="preserve">   </w:t>
-      </w:r>
-      <w:r>
-        <w:t>_______________</w:t>
-      </w:r>
-      <w:r>
-        <w:t>__</w:t>
-      </w:r>
-    </w:p>
-    <w:p>
-      <w:pPr>
-        <w:pStyle w:val="ListParagraph"/>
-        <w:numPr>
-          <w:ilvl w:val="0"/>
-          <w:numId w:val="5"/>
-        </w:numPr>
-      </w:pPr>
-      <w:r>
-        <w:t>Buys</w:t>
-      </w:r>
-      <w:r>
-        <w:t xml:space="preserve">    </w:t>
-      </w:r>
-      <w:r>
-        <w:t>_________________</w:t>
-      </w:r>
-      <w:r>
-        <w:t>_</w:t>
-      </w:r>
-    </w:p>
-    <w:p>
-      <w:pPr>
-        <w:pStyle w:val="ListParagraph"/>
-        <w:numPr>
-          <w:ilvl w:val="0"/>
-          <w:numId w:val="5"/>
-        </w:numPr>
-      </w:pPr>
-      <w:r>
-        <w:t>Nea</w:t>
-      </w:r>
-      <w:r>
-        <w:t>r</w:t>
-      </w:r>
-      <w:r>
-        <w:tab/>
-      </w:r>
-      <w:r>
-        <w:t>_________________</w:t>
-      </w:r>
-    </w:p>
-    <w:p>
-      <w:pPr>
-        <w:pStyle w:val="ListParagraph"/>
-        <w:numPr>
-          <w:ilvl w:val="0"/>
-          <w:numId w:val="5"/>
-        </w:numPr>
-      </w:pPr>
-      <w:r>
-        <w:t>New</w:t>
-      </w:r>
-      <w:r>
-        <w:tab/>
-      </w:r>
-      <w:r>
-        <w:t>_________________</w:t>
-      </w:r>
-    </w:p>
-    <w:p>
-      <w:pPr>
-        <w:pStyle w:val="ListParagraph"/>
-        <w:numPr>
-          <w:ilvl w:val="0"/>
-          <w:numId w:val="5"/>
-        </w:numPr>
-      </w:pPr>
-      <w:r>
-        <w:t>Gives</w:t>
-      </w:r>
-      <w:r>
-        <w:tab/>
-      </w:r>
-      <w:r>
-        <w:t>_________________</w:t>
-      </w:r>
-    </w:p>
-    <w:p>
-      <w:pPr>
-        <w:pStyle w:val="ListParagraph"/>
-        <w:numPr>
-          <w:ilvl w:val="0"/>
-          <w:numId w:val="5"/>
-        </w:numPr>
-      </w:pPr>
-      <w:r>
-        <w:t>Upset</w:t>
-      </w:r>
-      <w:r>
-        <w:tab/>
-      </w:r>
-      <w:r>
-        <w:t>_________________</w:t>
-      </w:r>
-    </w:p>
-    <w:p>
-      <w:pPr>
-        <w:rPr>
-          <w:b/>
-          <w:bCs/>
-          <w:sz w:val="24"/>
-          <w:szCs w:val="24"/>
-        </w:rPr>
-      </w:pPr>
-      <w:r>
-        <w:rPr>
-          <w:b/>
-          <w:bCs/>
-          <w:sz w:val="24"/>
-          <w:szCs w:val="24"/>
-        </w:rPr>
-        <w:t>Q2: write answers of the following questions.</w:t>
-      </w:r>
-    </w:p>
-    <w:p>
-      <w:pPr>
-        <w:pStyle w:val="ListParagraph"/>
-        <w:numPr>
-          <w:ilvl w:val="0"/>
-          <w:numId w:val="7"/>
-        </w:numPr>
-      </w:pPr>
-      <w:r>
-        <w:t>What is maria’s pet name?</w:t>
-      </w:r>
-    </w:p>
-    <w:p>
-      <w:r>
-        <w:t xml:space="preserve">      </w:t>
-      </w:r>
-      <w:r>
-        <w:t>A-</w:t>
-      </w:r>
-    </w:p>
-    <w:p/>
-    <w:p>
-      <w:pPr>
-        <w:pStyle w:val="ListParagraph"/>
-        <w:numPr>
-          <w:ilvl w:val="0"/>
-          <w:numId w:val="7"/>
-        </w:numPr>
-      </w:pPr>
-      <w:r>
-        <w:t>Who bought the tickets?</w:t>
-      </w:r>
-    </w:p>
-    <w:p>
-      <w:r>
-        <w:t xml:space="preserve">       </w:t>
-      </w:r>
-      <w:r>
-        <w:t>A-</w:t>
-      </w:r>
-    </w:p>
-    <w:p/>
-    <w:p>
-      <w:pPr>
-        <w:pStyle w:val="ListParagraph"/>
-        <w:numPr>
-          <w:ilvl w:val="0"/>
-          <w:numId w:val="7"/>
-        </w:numPr>
-      </w:pPr>
-      <w:r>
-        <w:t>How is your new class?</w:t>
-      </w:r>
-    </w:p>
-    <w:p>
-      <w:r>
-        <w:t xml:space="preserve">       </w:t>
-      </w:r>
-      <w:r>
-        <w:t>A-</w:t>
-      </w:r>
-    </w:p>
-    <w:p/>
-    <w:p>
-      <w:pPr>
-        <w:pStyle w:val="ListParagraph"/>
-        <w:numPr>
-          <w:ilvl w:val="0"/>
-          <w:numId w:val="7"/>
-        </w:numPr>
-      </w:pPr>
-      <w:r>
-        <w:lastRenderedPageBreak/>
-        <w:t>How does kheeri eat?</w:t>
-      </w:r>
-    </w:p>
-    <w:p>
-      <w:r>
-        <w:t xml:space="preserve">       </w:t>
-      </w:r>
-      <w:r>
-        <w:t>A-</w:t>
-      </w:r>
-    </w:p>
-    <w:p/>
-    <w:p>
-      <w:pPr>
-        <w:pStyle w:val="ListParagraph"/>
-        <w:numPr>
-          <w:ilvl w:val="0"/>
-          <w:numId w:val="7"/>
-        </w:numPr>
-      </w:pPr>
-      <w:r>
-        <w:t>Which class visits the zoo?</w:t>
-      </w:r>
-    </w:p>
-    <w:p>
-      <w:r>
-        <w:t xml:space="preserve">       A-</w:t>
-      </w:r>
-    </w:p>
-    <w:p/>
-    <w:p>
-      <w:pPr>
-        <w:pStyle w:val="ListParagraph"/>
-        <w:numPr>
-          <w:ilvl w:val="0"/>
-          <w:numId w:val="7"/>
-        </w:numPr>
-      </w:pPr>
-      <w:r>
-        <w:t>How many students are there in your class?</w:t>
-      </w:r>
-    </w:p>
-    <w:p>
-      <w:r>
-        <w:t xml:space="preserve">       A-</w:t>
-      </w:r>
-    </w:p>
-    <w:p/>
-    <w:p>
-      <w:pPr>
-        <w:rPr>
-          <w:b/>
-          <w:bCs/>
-          <w:sz w:val="24"/>
-          <w:szCs w:val="24"/>
-        </w:rPr>
-      </w:pPr>
-      <w:r>
-        <w:rPr>
-          <w:b/>
-          <w:bCs/>
-          <w:sz w:val="24"/>
-          <w:szCs w:val="24"/>
-        </w:rPr>
-        <w:t>Q3 write opposites of the following words.</w:t>
-      </w:r>
-    </w:p>
-    <w:p>
-      <w:pPr>
-        <w:pStyle w:val="ListParagraph"/>
-        <w:numPr>
-          <w:ilvl w:val="0"/>
-          <w:numId w:val="8"/>
-        </w:numPr>
-      </w:pPr>
-      <w:r>
-        <w:t>Day</w:t>
-      </w:r>
-      <w:r>
-        <w:t xml:space="preserve">        </w:t>
-      </w:r>
-      <w:r>
-        <w:t>_____________</w:t>
-      </w:r>
-    </w:p>
-    <w:p>
-      <w:pPr>
-        <w:pStyle w:val="ListParagraph"/>
-        <w:numPr>
-          <w:ilvl w:val="0"/>
-          <w:numId w:val="8"/>
-        </w:numPr>
-      </w:pPr>
-      <w:r>
-        <w:t>Thin</w:t>
-      </w:r>
-      <w:r>
-        <w:t xml:space="preserve">       </w:t>
-      </w:r>
-      <w:r>
-        <w:t>____________</w:t>
-      </w:r>
-      <w:r>
-        <w:t>_</w:t>
-      </w:r>
-    </w:p>
-    <w:p>
-      <w:pPr>
-        <w:pStyle w:val="ListParagraph"/>
-        <w:numPr>
-          <w:ilvl w:val="0"/>
-          <w:numId w:val="8"/>
-        </w:numPr>
-      </w:pPr>
-      <w:r>
-        <w:t>Sunny</w:t>
-      </w:r>
-      <w:r>
-        <w:t xml:space="preserve">    </w:t>
-      </w:r>
-      <w:r>
-        <w:t>_____________</w:t>
-      </w:r>
-    </w:p>
-    <w:p>
-      <w:pPr>
-        <w:pStyle w:val="ListParagraph"/>
-        <w:numPr>
-          <w:ilvl w:val="0"/>
-          <w:numId w:val="8"/>
-        </w:numPr>
-      </w:pPr>
-      <w:r>
-        <w:t>Bad</w:t>
-      </w:r>
-      <w:r>
-        <w:t xml:space="preserve">       </w:t>
-      </w:r>
-      <w:r>
-        <w:t>_____________</w:t>
-      </w:r>
-    </w:p>
-    <w:p>
-      <w:pPr>
-        <w:pStyle w:val="ListParagraph"/>
-        <w:numPr>
-          <w:ilvl w:val="0"/>
-          <w:numId w:val="8"/>
-        </w:numPr>
-      </w:pPr>
-      <w:r>
-        <w:t>Fast</w:t>
-      </w:r>
-      <w:r>
-        <w:t xml:space="preserve">     </w:t>
-      </w:r>
-      <w:r>
-        <w:t>______________</w:t>
-      </w:r>
-    </w:p>
-    <w:p>
-      <w:pPr>
-        <w:rPr>
-          <w:b/>
-          <w:bCs/>
-          <w:sz w:val="24"/>
-          <w:szCs w:val="24"/>
-        </w:rPr>
-      </w:pPr>
-      <w:r>
-        <w:rPr>
-          <w:b/>
-          <w:bCs/>
-          <w:sz w:val="24"/>
-          <w:szCs w:val="24"/>
-        </w:rPr>
-        <w:t>Q4 write plurals of the following singular words.</w:t>
-      </w:r>
-    </w:p>
-    <w:p>
-      <w:pPr>
-        <w:pStyle w:val="ListParagraph"/>
-        <w:numPr>
-          <w:ilvl w:val="0"/>
-          <w:numId w:val="9"/>
-        </w:numPr>
-      </w:pPr>
-      <w:r>
-        <w:t xml:space="preserve">Door </w:t>
-      </w:r>
-      <w:r>
-        <w:t xml:space="preserve">     </w:t>
-      </w:r>
-      <w:r>
-        <w:t>____________</w:t>
-      </w:r>
-    </w:p>
-    <w:p>
-      <w:pPr>
-        <w:pStyle w:val="ListParagraph"/>
-        <w:numPr>
-          <w:ilvl w:val="0"/>
-          <w:numId w:val="9"/>
-        </w:numPr>
-      </w:pPr>
-      <w:r>
-        <w:t>Bench</w:t>
-      </w:r>
-      <w:r>
-        <w:t xml:space="preserve">     </w:t>
-      </w:r>
-      <w:r>
-        <w:t xml:space="preserve">___________ </w:t>
-      </w:r>
-    </w:p>
-    <w:p>
-      <w:pPr>
-        <w:pStyle w:val="ListParagraph"/>
-        <w:numPr>
-          <w:ilvl w:val="0"/>
-          <w:numId w:val="9"/>
-        </w:numPr>
-      </w:pPr>
-      <w:r>
-        <w:t>Girl</w:t>
-      </w:r>
-      <w:r>
-        <w:t xml:space="preserve">         </w:t>
-      </w:r>
-      <w:r>
-        <w:t>____________</w:t>
-      </w:r>
-    </w:p>
-    <w:p>
-      <w:pPr>
-        <w:pStyle w:val="ListParagraph"/>
-        <w:numPr>
-          <w:ilvl w:val="0"/>
-          <w:numId w:val="9"/>
-        </w:numPr>
-      </w:pPr>
-      <w:r>
-        <w:t>Copy</w:t>
-      </w:r>
-      <w:r>
-        <w:t xml:space="preserve">      </w:t>
-      </w:r>
-      <w:r>
-        <w:t>___________</w:t>
-      </w:r>
-    </w:p>
-    <w:p>
-      <w:pPr>
-        <w:pStyle w:val="ListParagraph"/>
-        <w:numPr>
-          <w:ilvl w:val="0"/>
-          <w:numId w:val="9"/>
-        </w:numPr>
-      </w:pPr>
-      <w:r>
-        <w:t>Animal</w:t>
-      </w:r>
-      <w:r>
-        <w:t xml:space="preserve">   </w:t>
-      </w:r>
-      <w:r>
-        <w:t>____________</w:t>
-      </w:r>
-    </w:p>
-    <w:p>
-      <w:r>
-        <w:rPr>
-          <w:b/>
-          <w:bCs/>
-          <w:sz w:val="24"/>
-          <w:szCs w:val="24"/>
-        </w:rPr>
-        <w:t xml:space="preserve">Q5 write feminine of the following </w:t>
+        <w:t>Q7</w:t>
       </w:r>
       <w:r>
         <w:rPr>
           <w:b/>
           <w:bCs/>
-          <w:sz w:val="24"/>
-          <w:szCs w:val="24"/>
+          <w:sz w:val="32"/>
+          <w:szCs w:val="32"/>
         </w:rPr>
-        <w:t>masculine</w:t>
-      </w:r>
-      <w:r>
         <w:t>.</w:t>
-      </w:r>
-    </w:p>
-    <w:p>
-      <w:pPr>
-        <w:pStyle w:val="ListParagraph"/>
-        <w:numPr>
-          <w:ilvl w:val="0"/>
-          <w:numId w:val="10"/>
-        </w:numPr>
-      </w:pPr>
-      <w:r>
-        <w:t>Father</w:t>
-      </w:r>
-      <w:r>
-        <w:t>____________</w:t>
-      </w:r>
-    </w:p>
-    <w:p>
-      <w:pPr>
-        <w:pStyle w:val="ListParagraph"/>
-        <w:numPr>
-          <w:ilvl w:val="0"/>
-          <w:numId w:val="10"/>
-        </w:numPr>
-      </w:pPr>
-      <w:r>
-        <w:t>Uncle</w:t>
-      </w:r>
-      <w:r>
-        <w:t xml:space="preserve">   </w:t>
-      </w:r>
-      <w:r>
-        <w:t>____________</w:t>
-      </w:r>
-    </w:p>
-    <w:p>
-      <w:pPr>
-        <w:pStyle w:val="ListParagraph"/>
-        <w:numPr>
-          <w:ilvl w:val="0"/>
-          <w:numId w:val="10"/>
-        </w:numPr>
-      </w:pPr>
-      <w:r>
-        <w:t>Sir</w:t>
-      </w:r>
-      <w:r>
-        <w:t xml:space="preserve">       </w:t>
-      </w:r>
-      <w:r>
-        <w:t>____________</w:t>
-      </w:r>
-    </w:p>
-    <w:p>
-      <w:pPr>
-        <w:pStyle w:val="ListParagraph"/>
-        <w:numPr>
-          <w:ilvl w:val="0"/>
-          <w:numId w:val="10"/>
-        </w:numPr>
-      </w:pPr>
-      <w:r>
-        <w:t>Son</w:t>
-      </w:r>
-      <w:r>
-        <w:t xml:space="preserve">    </w:t>
-      </w:r>
-      <w:r>
-        <w:t>____________</w:t>
-      </w:r>
-    </w:p>
-    <w:p>
-      <w:pPr>
-        <w:pStyle w:val="ListParagraph"/>
-        <w:numPr>
-          <w:ilvl w:val="0"/>
-          <w:numId w:val="10"/>
-        </w:numPr>
-      </w:pPr>
-      <w:r>
-        <w:t>Male</w:t>
-      </w:r>
-      <w:r>
-        <w:t xml:space="preserve"> </w:t>
-      </w:r>
-      <w:r>
-        <w:t>____________</w:t>
-      </w:r>
-    </w:p>
-    <w:p>
-      <w:r>
-        <w:rPr>
-          <w:b/>
-          <w:bCs/>
-          <w:sz w:val="24"/>
-          <w:szCs w:val="24"/>
-        </w:rPr>
-        <w:t>Q6 write an essay on any one of the following</w:t>
-      </w:r>
-      <w:r>
-        <w:t>.</w:t>
-      </w:r>
-    </w:p>
-    <w:p>
-      <w:pPr>
-        <w:pStyle w:val="ListParagraph"/>
-        <w:numPr>
-          <w:ilvl w:val="0"/>
-          <w:numId w:val="11"/>
-        </w:numPr>
-      </w:pPr>
-      <w:r>
-        <w:t>Myself</w:t>
-      </w:r>
-    </w:p>
-    <w:p>
-      <w:pPr>
-        <w:pStyle w:val="ListParagraph"/>
-        <w:numPr>
-          <w:ilvl w:val="0"/>
-          <w:numId w:val="11"/>
-        </w:numPr>
-      </w:pPr>
-      <w:r>
-        <w:t>My school</w:t>
-      </w:r>
-    </w:p>
-    <w:p>
-      <w:pPr>
-        <w:rPr>
-          <w:b/>
-          <w:bCs/>
-          <w:sz w:val="24"/>
-          <w:szCs w:val="24"/>
-        </w:rPr>
-      </w:pPr>
-      <w:r>
-        <w:rPr>
-          <w:b/>
-          <w:bCs/>
-          <w:sz w:val="24"/>
-          <w:szCs w:val="24"/>
-        </w:rPr>
-        <w:br w:type="page"/>
-      </w:r>
-    </w:p>
-    <w:p>
-      <w:pPr>
-        <w:rPr>
-          <w:b/>
-          <w:bCs/>
-          <w:sz w:val="24"/>
-          <w:szCs w:val="24"/>
-        </w:rPr>
-      </w:pPr>
-      <w:r>
-        <w:rPr>
-          <w:b/>
-          <w:bCs/>
-          <w:sz w:val="24"/>
-          <w:szCs w:val="24"/>
-        </w:rPr>
-        <w:lastRenderedPageBreak/>
-        <w:t xml:space="preserve">Q7 write </w:t>
       </w:r>
       <w:r>
         <w:rPr>
           <w:b/>
           <w:bCs/>
-          <w:sz w:val="24"/>
-          <w:szCs w:val="24"/>
+          <w:sz w:val="32"/>
+          <w:szCs w:val="32"/>
         </w:rPr>
-        <w:t>sentences.</w:t>
-      </w:r>
-    </w:p>
-    <w:p>
-      <w:pPr>
-        <w:pStyle w:val="ListParagraph"/>
-        <w:numPr>
-          <w:ilvl w:val="0"/>
-          <w:numId w:val="12"/>
-        </w:numPr>
-      </w:pPr>
-      <w:r>
-        <w:t>Monkey</w:t>
-      </w:r>
-      <w:r>
-        <w:t xml:space="preserve">: </w:t>
-      </w:r>
-    </w:p>
-    <w:p>
-      <w:pPr>
-        <w:pStyle w:val="ListParagraph"/>
-        <w:numPr>
-          <w:ilvl w:val="0"/>
-          <w:numId w:val="12"/>
-        </w:numPr>
-      </w:pPr>
-      <w:r>
-        <w:t>New</w:t>
-      </w:r>
-      <w:r>
-        <w:t xml:space="preserve">: </w:t>
-      </w:r>
-    </w:p>
-    <w:p>
-      <w:pPr>
-        <w:pStyle w:val="ListParagraph"/>
-        <w:numPr>
-          <w:ilvl w:val="0"/>
-          <w:numId w:val="12"/>
-        </w:numPr>
-      </w:pPr>
-      <w:r>
-        <w:t>Like</w:t>
-      </w:r>
-      <w:r>
-        <w:t>:</w:t>
-      </w:r>
-    </w:p>
-    <w:p>
-      <w:pPr>
-        <w:pStyle w:val="ListParagraph"/>
-        <w:numPr>
-          <w:ilvl w:val="0"/>
-          <w:numId w:val="12"/>
-        </w:numPr>
-      </w:pPr>
-      <w:r>
-        <w:t>Friends</w:t>
-      </w:r>
-      <w:r>
-        <w:t>:</w:t>
-      </w:r>
-    </w:p>
-    <w:p>
-      <w:pPr>
-        <w:pStyle w:val="ListParagraph"/>
-        <w:numPr>
-          <w:ilvl w:val="0"/>
-          <w:numId w:val="12"/>
-        </w:numPr>
-      </w:pPr>
-      <w:r>
-        <w:t>Grass</w:t>
-      </w:r>
-      <w:r>
-        <w:t>:</w:t>
-      </w:r>
-    </w:p>
-    <w:p>
-      <w:pPr>
-        <w:pStyle w:val="ListParagraph"/>
-        <w:numPr>
-          <w:ilvl w:val="0"/>
-          <w:numId w:val="12"/>
-        </w:numPr>
-      </w:pPr>
-      <w:r>
-        <w:t>Ice-cream</w:t>
-      </w:r>
-      <w:r>
-        <w:t>:</w:t>
-      </w:r>
-    </w:p>
-    <w:p>
-      <w:pPr>
-        <w:rPr>
-          <w:rFonts w:ascii="Algerian" w:hAnsi="Algerian"/>
-          <w:sz w:val="72"/>
-          <w:szCs w:val="72"/>
-          <w:u w:val="double"/>
-        </w:rPr>
-      </w:pPr>
-      <w:r>
-        <w:rPr>
-          <w:rFonts w:ascii="Algerian" w:hAnsi="Algerian"/>
-          <w:sz w:val="72"/>
-          <w:szCs w:val="72"/>
-          <w:u w:val="double"/>
-        </w:rPr>
-        <w:t>Section “C” (Grammar)</w:t>
-      </w:r>
-    </w:p>
-    <w:p>
-      <w:pPr>
-        <w:rPr>
-          <w:b/>
-          <w:bCs/>
-        </w:rPr>
-      </w:pPr>
-      <w:r>
-        <w:rPr>
-          <w:b/>
-          <w:bCs/>
-        </w:rPr>
-        <w:t>Q1 write colors name.</w:t>
+        <w:t xml:space="preserve"> write </w:t>
       </w:r>
       <w:r>
         <w:rPr>
           <w:b/>
           <w:bCs/>
+          <w:sz w:val="32"/>
+          <w:szCs w:val="32"/>
         </w:rPr>
-        <w:t xml:space="preserve">      </w:t>
+        <w:t>sentences.</w:t>
       </w:r>
-    </w:p>
-    <w:p>
-      <w:pPr>
-        <w:pStyle w:val="ListParagraph"/>
-        <w:numPr>
-          <w:ilvl w:val="0"/>
-          <w:numId w:val="17"/>
-        </w:numPr>
-      </w:pPr>
-      <w:r>
-        <w:t xml:space="preserve">___________    </w:t>
-      </w:r>
-    </w:p>
-    <w:p>
-      <w:pPr>
-        <w:pStyle w:val="ListParagraph"/>
-        <w:numPr>
-          <w:ilvl w:val="0"/>
-          <w:numId w:val="17"/>
-        </w:numPr>
-      </w:pPr>
-      <w:r>
-        <w:t xml:space="preserve">___________     </w:t>
-      </w:r>
-    </w:p>
-    <w:p>
-      <w:pPr>
-        <w:pStyle w:val="ListParagraph"/>
-        <w:numPr>
-          <w:ilvl w:val="0"/>
-          <w:numId w:val="17"/>
-        </w:numPr>
-      </w:pPr>
-      <w:r>
-        <w:t xml:space="preserve">___________        </w:t>
-      </w:r>
-    </w:p>
-    <w:p>
-      <w:pPr>
-        <w:pStyle w:val="ListParagraph"/>
-        <w:numPr>
-          <w:ilvl w:val="0"/>
-          <w:numId w:val="17"/>
-        </w:numPr>
-      </w:pPr>
-      <w:r>
-        <w:t>___________</w:t>
-      </w:r>
-    </w:p>
-    <w:p>
-      <w:pPr>
-        <w:pStyle w:val="ListParagraph"/>
-        <w:numPr>
-          <w:ilvl w:val="0"/>
-          <w:numId w:val="17"/>
-        </w:numPr>
-      </w:pPr>
-      <w:r>
-        <w:t xml:space="preserve">___________      </w:t>
-      </w:r>
-    </w:p>
-    <w:p>
-      <w:pPr>
-        <w:rPr>
-          <w:b/>
-          <w:bCs/>
-        </w:rPr>
-      </w:pPr>
       <w:r>
         <w:rPr>
           <w:b/>
           <w:bCs/>
+          <w:sz w:val="32"/>
+          <w:szCs w:val="32"/>
         </w:rPr>
-        <w:t>Q2 Write vegetables name.</w:t>
+        <w:tab/>
+        <w:t>(5)</w:t>
       </w:r>
     </w:p>
-    <w:p>
-      <w:pPr>
-        <w:pStyle w:val="ListParagraph"/>
-        <w:numPr>
-          <w:ilvl w:val="0"/>
-          <w:numId w:val="18"/>
-        </w:numPr>
-      </w:pPr>
-      <w:r>
-        <w:t xml:space="preserve">____________ </w:t>
-      </w:r>
-    </w:p>
-    <w:p>
-      <w:pPr>
-        <w:pStyle w:val="ListParagraph"/>
-        <w:numPr>
-          <w:ilvl w:val="0"/>
-          <w:numId w:val="18"/>
-        </w:numPr>
-      </w:pPr>
-      <w:r>
-        <w:t>____________</w:t>
-      </w:r>
-    </w:p>
-    <w:p>
-      <w:pPr>
-        <w:pStyle w:val="ListParagraph"/>
-        <w:numPr>
-          <w:ilvl w:val="0"/>
-          <w:numId w:val="18"/>
-        </w:numPr>
-      </w:pPr>
-      <w:r>
-        <w:t xml:space="preserve">____________   </w:t>
-      </w:r>
-    </w:p>
-    <w:p>
-      <w:pPr>
-        <w:pStyle w:val="ListParagraph"/>
-        <w:numPr>
-          <w:ilvl w:val="0"/>
-          <w:numId w:val="18"/>
-        </w:numPr>
-      </w:pPr>
-      <w:r>
-        <w:t xml:space="preserve">____________   </w:t>
-      </w:r>
-    </w:p>
-    <w:p>
-      <w:pPr>
-        <w:pStyle w:val="ListParagraph"/>
-        <w:numPr>
-          <w:ilvl w:val="0"/>
-          <w:numId w:val="18"/>
-        </w:numPr>
-      </w:pPr>
-      <w:r>
-        <w:t>____________</w:t>
-      </w:r>
-    </w:p>
-    <w:p>
-      <w:pPr>
-        <w:jc w:val="center"/>
-        <w:rPr>
-          <w:rFonts w:ascii="Algerian" w:hAnsi="Algerian"/>
-          <w:sz w:val="24"/>
-          <w:szCs w:val="24"/>
-          <w:u w:val="double"/>
-        </w:rPr>
-      </w:pPr>
-      <w:r>
-        <w:rPr>
-          <w:rFonts w:ascii="Algerian" w:hAnsi="Algerian"/>
-          <w:sz w:val="24"/>
-          <w:szCs w:val="24"/>
-          <w:u w:val="double"/>
-        </w:rPr>
-        <w:t>BEST OF LUCK</w:t>
-      </w:r>
-    </w:p>
+    <w:tbl>
+      <w:tblPr>
+        <w:tblStyle w:val="TableGrid"/>
+        <w:tblW w:w="9738" w:type="dxa"/>
+        <w:tblInd w:w="-5" w:type="dxa"/>
+        <w:tblLook w:val="04A0" w:firstRow="1" w:lastRow="0" w:firstColumn="1" w:lastColumn="0" w:noHBand="0" w:noVBand="1"/>
+      </w:tblPr>
+      <w:tblGrid>
+        <w:gridCol w:w="2448"/>
+        <w:gridCol w:w="7290"/>
+      </w:tblGrid>
+      <w:tr>
+        <w:trPr>
+          <w:trHeight w:val="432"/>
+        </w:trPr>
+        <w:tc>
+          <w:tcPr>
+            <w:tcW w:w="2448" w:type="dxa"/>
+          </w:tcPr>
+          <w:p>
+            <w:pPr>
+              <w:pStyle w:val="ListParagraph"/>
+              <w:numPr>
+                <w:ilvl w:val="0"/>
+                <w:numId w:val="12"/>
+              </w:numPr>
+              <w:rPr>
+                <w:sz w:val="28"/>
+                <w:szCs w:val="28"/>
+              </w:rPr>
+            </w:pPr>
+            <w:r>
+              <w:rPr>
+                <w:sz w:val="28"/>
+                <w:szCs w:val="28"/>
+              </w:rPr>
+              <w:t xml:space="preserve">Monkey: </w:t>
+            </w:r>
+          </w:p>
+        </w:tc>
+        <w:tc>
+          <w:tcPr>
+            <w:tcW w:w="7290" w:type="dxa"/>
+          </w:tcPr>
+          <w:p>
+            <w:pPr>
+              <w:rPr>
+                <w:sz w:val="28"/>
+                <w:szCs w:val="28"/>
+              </w:rPr>
+            </w:pPr>
+          </w:p>
+        </w:tc>
+      </w:tr>
+      <w:tr>
+        <w:trPr>
+          <w:trHeight w:val="432"/>
+        </w:trPr>
+        <w:tc>
+          <w:tcPr>
+            <w:tcW w:w="2448" w:type="dxa"/>
+          </w:tcPr>
+          <w:p>
+            <w:pPr>
+              <w:pStyle w:val="ListParagraph"/>
+              <w:numPr>
+                <w:ilvl w:val="0"/>
+                <w:numId w:val="12"/>
+              </w:numPr>
+              <w:rPr>
+                <w:sz w:val="28"/>
+                <w:szCs w:val="28"/>
+              </w:rPr>
+            </w:pPr>
+            <w:r>
+              <w:rPr>
+                <w:sz w:val="28"/>
+                <w:szCs w:val="28"/>
+              </w:rPr>
+              <w:t xml:space="preserve">New: </w:t>
+            </w:r>
+          </w:p>
+        </w:tc>
+        <w:tc>
+          <w:tcPr>
+            <w:tcW w:w="7290" w:type="dxa"/>
+          </w:tcPr>
+          <w:p>
+            <w:pPr>
+              <w:rPr>
+                <w:sz w:val="28"/>
+                <w:szCs w:val="28"/>
+              </w:rPr>
+            </w:pPr>
+          </w:p>
+        </w:tc>
+      </w:tr>
+      <w:tr>
+        <w:trPr>
+          <w:trHeight w:val="432"/>
+        </w:trPr>
+        <w:tc>
+          <w:tcPr>
+            <w:tcW w:w="2448" w:type="dxa"/>
+          </w:tcPr>
+          <w:p>
+            <w:pPr>
+              <w:pStyle w:val="ListParagraph"/>
+              <w:numPr>
+                <w:ilvl w:val="0"/>
+                <w:numId w:val="12"/>
+              </w:numPr>
+              <w:rPr>
+                <w:sz w:val="28"/>
+                <w:szCs w:val="28"/>
+              </w:rPr>
+            </w:pPr>
+            <w:r>
+              <w:rPr>
+                <w:sz w:val="28"/>
+                <w:szCs w:val="28"/>
+              </w:rPr>
+              <w:t>Like:</w:t>
+            </w:r>
+          </w:p>
+        </w:tc>
+        <w:tc>
+          <w:tcPr>
+            <w:tcW w:w="7290" w:type="dxa"/>
+          </w:tcPr>
+          <w:p>
+            <w:pPr>
+              <w:rPr>
+                <w:sz w:val="28"/>
+                <w:szCs w:val="28"/>
+              </w:rPr>
+            </w:pPr>
+          </w:p>
+        </w:tc>
+      </w:tr>
+      <w:tr>
+        <w:trPr>
+          <w:trHeight w:val="432"/>
+        </w:trPr>
+        <w:tc>
+          <w:tcPr>
+            <w:tcW w:w="2448" w:type="dxa"/>
+          </w:tcPr>
+          <w:p>
+            <w:pPr>
+              <w:pStyle w:val="ListParagraph"/>
+              <w:numPr>
+                <w:ilvl w:val="0"/>
+                <w:numId w:val="12"/>
+              </w:numPr>
+              <w:rPr>
+                <w:sz w:val="28"/>
+                <w:szCs w:val="28"/>
+              </w:rPr>
+            </w:pPr>
+            <w:r>
+              <w:rPr>
+                <w:sz w:val="28"/>
+                <w:szCs w:val="28"/>
+              </w:rPr>
+              <w:t>Friends:</w:t>
+            </w:r>
+          </w:p>
+        </w:tc>
+        <w:tc>
+          <w:tcPr>
+            <w:tcW w:w="7290" w:type="dxa"/>
+          </w:tcPr>
+          <w:p>
+            <w:pPr>
+              <w:rPr>
+                <w:sz w:val="28"/>
+                <w:szCs w:val="28"/>
+              </w:rPr>
+            </w:pPr>
+          </w:p>
+        </w:tc>
+      </w:tr>
+      <w:tr>
+        <w:trPr>
+          <w:trHeight w:val="432"/>
+        </w:trPr>
+        <w:tc>
+          <w:tcPr>
+            <w:tcW w:w="2448" w:type="dxa"/>
+          </w:tcPr>
+          <w:p>
+            <w:pPr>
+              <w:pStyle w:val="ListParagraph"/>
+              <w:numPr>
+                <w:ilvl w:val="0"/>
+                <w:numId w:val="12"/>
+              </w:numPr>
+              <w:rPr>
+                <w:sz w:val="28"/>
+                <w:szCs w:val="28"/>
+              </w:rPr>
+            </w:pPr>
+            <w:r>
+              <w:rPr>
+                <w:sz w:val="28"/>
+                <w:szCs w:val="28"/>
+              </w:rPr>
+              <w:t>Grass:</w:t>
+            </w:r>
+          </w:p>
+        </w:tc>
+        <w:tc>
+          <w:tcPr>
+            <w:tcW w:w="7290" w:type="dxa"/>
+          </w:tcPr>
+          <w:p>
+            <w:pPr>
+              <w:rPr>
+                <w:sz w:val="28"/>
+                <w:szCs w:val="28"/>
+              </w:rPr>
+            </w:pPr>
+          </w:p>
+        </w:tc>
+      </w:tr>
+      <w:tr>
+        <w:trPr>
+          <w:trHeight w:val="432"/>
+        </w:trPr>
+        <w:tc>
+          <w:tcPr>
+            <w:tcW w:w="2448" w:type="dxa"/>
+          </w:tcPr>
+          <w:p>
+            <w:pPr>
+              <w:pStyle w:val="ListParagraph"/>
+              <w:numPr>
+                <w:ilvl w:val="0"/>
+                <w:numId w:val="12"/>
+              </w:numPr>
+              <w:rPr>
+                <w:sz w:val="28"/>
+                <w:szCs w:val="28"/>
+              </w:rPr>
+            </w:pPr>
+            <w:r>
+              <w:rPr>
+                <w:sz w:val="28"/>
+                <w:szCs w:val="28"/>
+              </w:rPr>
+              <w:t>Ice-cream:</w:t>
+            </w:r>
+          </w:p>
+        </w:tc>
+        <w:tc>
+          <w:tcPr>
+            <w:tcW w:w="7290" w:type="dxa"/>
+          </w:tcPr>
+          <w:p>
+            <w:pPr>
+              <w:rPr>
+                <w:sz w:val="28"/>
+                <w:szCs w:val="28"/>
+              </w:rPr>
+            </w:pPr>
+          </w:p>
+        </w:tc>
+      </w:tr>
+    </w:tbl>
     <w:p/>
-    <w:p/>
-    <w:p>
-      <w:pPr>
-        <w:rPr>
-          <w:sz w:val="28"/>
-          <w:szCs w:val="28"/>
-        </w:rPr>
-      </w:pPr>
-    </w:p>
-    <w:p>
-      <w:pPr>
-        <w:rPr>
-          <w:sz w:val="28"/>
-          <w:szCs w:val="28"/>
-        </w:rPr>
-      </w:pPr>
-      <w:r>
-        <w:rPr>
-          <w:sz w:val="28"/>
-          <w:szCs w:val="28"/>
-        </w:rPr>
-        <w:t xml:space="preserve"> </w:t>
-      </w:r>
-    </w:p>
-    <w:p>
-      <w:pPr>
-        <w:pStyle w:val="ListParagraph"/>
-        <w:rPr>
-          <w:sz w:val="28"/>
-          <w:szCs w:val="28"/>
-        </w:rPr>
-      </w:pPr>
-    </w:p>
     <w:sectPr>
       <w:pgSz w:w="12240" w:h="15840"/>
       <w:pgMar w:top="1440" w:right="1440" w:bottom="1440" w:left="1440" w:header="720" w:footer="720" w:gutter="0"/>
@@ -1272,7 +3565,7 @@
 </file>
 
 <file path=word/numbering.xml><?xml version="1.0" encoding="utf-8"?>
-<w:numbering xmlns:wpc="http://schemas.microsoft.com/office/word/2010/wordprocessingCanvas" xmlns:cx="http://schemas.microsoft.com/office/drawing/2014/chartex" xmlns:cx1="http://schemas.microsoft.com/office/drawing/2015/9/8/chartex" xmlns:cx2="http://schemas.microsoft.com/office/drawing/2015/10/21/chartex" xmlns:cx3="http://schemas.microsoft.com/office/drawing/2016/5/9/chartex" xmlns:cx4="http://schemas.microsoft.com/office/drawing/2016/5/10/chartex" xmlns:cx5="http://schemas.microsoft.com/office/drawing/2016/5/11/chartex" xmlns:cx6="http://schemas.microsoft.com/office/drawing/2016/5/12/chartex" xmlns:cx7="http://schemas.microsoft.com/office/drawing/2016/5/13/chartex" xmlns:cx8="http://schemas.microsoft.com/office/drawing/2016/5/14/chartex" xmlns:mc="http://schemas.openxmlformats.org/markup-compatibility/2006" xmlns:aink="http://schemas.microsoft.com/office/drawing/2016/ink" xmlns:am3d="http://schemas.microsoft.com/office/drawing/2017/model3d" xmlns:o="urn:schemas-microsoft-com:office:office" xmlns:r="http://schemas.openxmlformats.org/officeDocument/2006/relationships" xmlns:m="http://schemas.openxmlformats.org/officeDocument/2006/math" xmlns:v="urn:schemas-microsoft-com:vml" xmlns:wp14="http://schemas.microsoft.com/office/word/2010/wordprocessingDrawing" xmlns:wp="http://schemas.openxmlformats.org/drawingml/2006/wordprocessingDrawing" xmlns:w10="urn:schemas-microsoft-com:office:word" xmlns:w="http://schemas.openxmlformats.org/wordprocessingml/2006/main" xmlns:w14="http://schemas.microsoft.com/office/word/2010/wordml" xmlns:w15="http://schemas.microsoft.com/office/word/2012/wordml" xmlns:w16cex="http://schemas.microsoft.com/office/word/2018/wordml/cex" xmlns:w16cid="http://schemas.microsoft.com/office/word/2016/wordml/cid" xmlns:w16="http://schemas.microsoft.com/office/word/2018/wordml" xmlns:w16sdtdh="http://schemas.microsoft.com/office/word/2020/wordml/sdtdatahash" xmlns:w16se="http://schemas.microsoft.com/office/word/2015/wordml/symex" xmlns:wpg="http://schemas.microsoft.com/office/word/2010/wordprocessingGroup" xmlns:wpi="http://schemas.microsoft.com/office/word/2010/wordprocessingInk" xmlns:wne="http://schemas.microsoft.com/office/word/2006/wordml" xmlns:wps="http://schemas.microsoft.com/office/word/2010/wordprocessingShape" mc:Ignorable="w14 w15 w16se w16cid w16 w16cex w16sdtdh wp14">
+<w:numbering xmlns:wpc="http://schemas.microsoft.com/office/word/2010/wordprocessingCanvas" xmlns:cx="http://schemas.microsoft.com/office/drawing/2014/chartex" xmlns:cx1="http://schemas.microsoft.com/office/drawing/2015/9/8/chartex" xmlns:cx2="http://schemas.microsoft.com/office/drawing/2015/10/21/chartex" xmlns:cx3="http://schemas.microsoft.com/office/drawing/2016/5/9/chartex" xmlns:cx4="http://schemas.microsoft.com/office/drawing/2016/5/10/chartex" xmlns:cx5="http://schemas.microsoft.com/office/drawing/2016/5/11/chartex" xmlns:cx6="http://schemas.microsoft.com/office/drawing/2016/5/12/chartex" xmlns:cx7="http://schemas.microsoft.com/office/drawing/2016/5/13/chartex" xmlns:cx8="http://schemas.microsoft.com/office/drawing/2016/5/14/chartex" xmlns:mc="http://schemas.openxmlformats.org/markup-compatibility/2006" xmlns:aink="http://schemas.microsoft.com/office/drawing/2016/ink" xmlns:am3d="http://schemas.microsoft.com/office/drawing/2017/model3d" xmlns:o="urn:schemas-microsoft-com:office:office" xmlns:oel="http://schemas.microsoft.com/office/2019/extlst" xmlns:r="http://schemas.openxmlformats.org/officeDocument/2006/relationships" xmlns:m="http://schemas.openxmlformats.org/officeDocument/2006/math" xmlns:v="urn:schemas-microsoft-com:vml" xmlns:wp14="http://schemas.microsoft.com/office/word/2010/wordprocessingDrawing" xmlns:wp="http://schemas.openxmlformats.org/drawingml/2006/wordprocessingDrawing" xmlns:w10="urn:schemas-microsoft-com:office:word" xmlns:w="http://schemas.openxmlformats.org/wordprocessingml/2006/main" xmlns:w14="http://schemas.microsoft.com/office/word/2010/wordml" xmlns:w15="http://schemas.microsoft.com/office/word/2012/wordml" xmlns:w16cex="http://schemas.microsoft.com/office/word/2018/wordml/cex" xmlns:w16cid="http://schemas.microsoft.com/office/word/2016/wordml/cid" xmlns:w16="http://schemas.microsoft.com/office/word/2018/wordml" xmlns:w16du="http://schemas.microsoft.com/office/word/2023/wordml/word16du" xmlns:w16sdtdh="http://schemas.microsoft.com/office/word/2020/wordml/sdtdatahash" xmlns:w16se="http://schemas.microsoft.com/office/word/2015/wordml/symex" xmlns:wpg="http://schemas.microsoft.com/office/word/2010/wordprocessingGroup" xmlns:wpi="http://schemas.microsoft.com/office/word/2010/wordprocessingInk" xmlns:wne="http://schemas.microsoft.com/office/word/2006/wordml" xmlns:wps="http://schemas.microsoft.com/office/word/2010/wordprocessingShape" mc:Ignorable="w14 w15 w16se w16cid w16 w16cex w16sdtdh w16du wp14">
   <w:abstractNum w:abstractNumId="0" w15:restartNumberingAfterBreak="0">
     <w:nsid w:val="0B742028"/>
     <w:multiLevelType w:val="hybridMultilevel"/>
@@ -2610,6 +4903,95 @@
     </w:lvl>
   </w:abstractNum>
   <w:abstractNum w:abstractNumId="15" w15:restartNumberingAfterBreak="0">
+    <w:nsid w:val="688639F5"/>
+    <w:multiLevelType w:val="hybridMultilevel"/>
+    <w:tmpl w:val="0A6884DE"/>
+    <w:lvl w:ilvl="0" w:tplc="0409000F">
+      <w:start w:val="1"/>
+      <w:numFmt w:val="decimal"/>
+      <w:lvlText w:val="%1."/>
+      <w:lvlJc w:val="left"/>
+      <w:pPr>
+        <w:ind w:left="720" w:hanging="360"/>
+      </w:pPr>
+      <w:rPr>
+        <w:rFonts w:hint="default"/>
+      </w:rPr>
+    </w:lvl>
+    <w:lvl w:ilvl="1" w:tplc="04090019" w:tentative="1">
+      <w:start w:val="1"/>
+      <w:numFmt w:val="lowerLetter"/>
+      <w:lvlText w:val="%2."/>
+      <w:lvlJc w:val="left"/>
+      <w:pPr>
+        <w:ind w:left="1440" w:hanging="360"/>
+      </w:pPr>
+    </w:lvl>
+    <w:lvl w:ilvl="2" w:tplc="0409001B" w:tentative="1">
+      <w:start w:val="1"/>
+      <w:numFmt w:val="lowerRoman"/>
+      <w:lvlText w:val="%3."/>
+      <w:lvlJc w:val="right"/>
+      <w:pPr>
+        <w:ind w:left="2160" w:hanging="180"/>
+      </w:pPr>
+    </w:lvl>
+    <w:lvl w:ilvl="3" w:tplc="0409000F" w:tentative="1">
+      <w:start w:val="1"/>
+      <w:numFmt w:val="decimal"/>
+      <w:lvlText w:val="%4."/>
+      <w:lvlJc w:val="left"/>
+      <w:pPr>
+        <w:ind w:left="2880" w:hanging="360"/>
+      </w:pPr>
+    </w:lvl>
+    <w:lvl w:ilvl="4" w:tplc="04090019" w:tentative="1">
+      <w:start w:val="1"/>
+      <w:numFmt w:val="lowerLetter"/>
+      <w:lvlText w:val="%5."/>
+      <w:lvlJc w:val="left"/>
+      <w:pPr>
+        <w:ind w:left="3600" w:hanging="360"/>
+      </w:pPr>
+    </w:lvl>
+    <w:lvl w:ilvl="5" w:tplc="0409001B" w:tentative="1">
+      <w:start w:val="1"/>
+      <w:numFmt w:val="lowerRoman"/>
+      <w:lvlText w:val="%6."/>
+      <w:lvlJc w:val="right"/>
+      <w:pPr>
+        <w:ind w:left="4320" w:hanging="180"/>
+      </w:pPr>
+    </w:lvl>
+    <w:lvl w:ilvl="6" w:tplc="0409000F" w:tentative="1">
+      <w:start w:val="1"/>
+      <w:numFmt w:val="decimal"/>
+      <w:lvlText w:val="%7."/>
+      <w:lvlJc w:val="left"/>
+      <w:pPr>
+        <w:ind w:left="5040" w:hanging="360"/>
+      </w:pPr>
+    </w:lvl>
+    <w:lvl w:ilvl="7" w:tplc="04090019" w:tentative="1">
+      <w:start w:val="1"/>
+      <w:numFmt w:val="lowerLetter"/>
+      <w:lvlText w:val="%8."/>
+      <w:lvlJc w:val="left"/>
+      <w:pPr>
+        <w:ind w:left="5760" w:hanging="360"/>
+      </w:pPr>
+    </w:lvl>
+    <w:lvl w:ilvl="8" w:tplc="0409001B" w:tentative="1">
+      <w:start w:val="1"/>
+      <w:numFmt w:val="lowerRoman"/>
+      <w:lvlText w:val="%9."/>
+      <w:lvlJc w:val="right"/>
+      <w:pPr>
+        <w:ind w:left="6480" w:hanging="180"/>
+      </w:pPr>
+    </w:lvl>
+  </w:abstractNum>
+  <w:abstractNum w:abstractNumId="16" w15:restartNumberingAfterBreak="0">
     <w:nsid w:val="6F206BE3"/>
     <w:multiLevelType w:val="hybridMultilevel"/>
     <w:tmpl w:val="8D0A4938"/>
@@ -2698,7 +5080,7 @@
       </w:pPr>
     </w:lvl>
   </w:abstractNum>
-  <w:abstractNum w:abstractNumId="16" w15:restartNumberingAfterBreak="0">
+  <w:abstractNum w:abstractNumId="17" w15:restartNumberingAfterBreak="0">
     <w:nsid w:val="76852DF1"/>
     <w:multiLevelType w:val="hybridMultilevel"/>
     <w:tmpl w:val="84E6F604"/>
@@ -2787,7 +5169,7 @@
       </w:pPr>
     </w:lvl>
   </w:abstractNum>
-  <w:abstractNum w:abstractNumId="17" w15:restartNumberingAfterBreak="0">
+  <w:abstractNum w:abstractNumId="18" w15:restartNumberingAfterBreak="0">
     <w:nsid w:val="783E45A6"/>
     <w:multiLevelType w:val="hybridMultilevel"/>
     <w:tmpl w:val="2348D3BE"/>
@@ -2876,7 +5258,7 @@
       </w:pPr>
     </w:lvl>
   </w:abstractNum>
-  <w:abstractNum w:abstractNumId="18" w15:restartNumberingAfterBreak="0">
+  <w:abstractNum w:abstractNumId="19" w15:restartNumberingAfterBreak="0">
     <w:nsid w:val="7F0D5CF7"/>
     <w:multiLevelType w:val="hybridMultilevel"/>
     <w:tmpl w:val="24149DDA"/>
@@ -2965,68 +5347,71 @@
       </w:pPr>
     </w:lvl>
   </w:abstractNum>
-  <w:num w:numId="1">
+  <w:num w:numId="1" w16cid:durableId="1479691967">
     <w:abstractNumId w:val="9"/>
   </w:num>
-  <w:num w:numId="2">
+  <w:num w:numId="2" w16cid:durableId="497042768">
     <w:abstractNumId w:val="12"/>
   </w:num>
-  <w:num w:numId="3">
-    <w:abstractNumId w:val="15"/>
+  <w:num w:numId="3" w16cid:durableId="1930574790">
+    <w:abstractNumId w:val="16"/>
   </w:num>
-  <w:num w:numId="4">
+  <w:num w:numId="4" w16cid:durableId="1338003451">
     <w:abstractNumId w:val="4"/>
   </w:num>
-  <w:num w:numId="5">
+  <w:num w:numId="5" w16cid:durableId="317880876">
     <w:abstractNumId w:val="5"/>
   </w:num>
-  <w:num w:numId="6">
+  <w:num w:numId="6" w16cid:durableId="1249968228">
     <w:abstractNumId w:val="14"/>
   </w:num>
-  <w:num w:numId="7">
+  <w:num w:numId="7" w16cid:durableId="1476407992">
     <w:abstractNumId w:val="3"/>
   </w:num>
-  <w:num w:numId="8">
+  <w:num w:numId="8" w16cid:durableId="525143227">
+    <w:abstractNumId w:val="19"/>
+  </w:num>
+  <w:num w:numId="9" w16cid:durableId="666327536">
+    <w:abstractNumId w:val="10"/>
+  </w:num>
+  <w:num w:numId="10" w16cid:durableId="874732376">
+    <w:abstractNumId w:val="1"/>
+  </w:num>
+  <w:num w:numId="11" w16cid:durableId="706682397">
+    <w:abstractNumId w:val="2"/>
+  </w:num>
+  <w:num w:numId="12" w16cid:durableId="857046235">
+    <w:abstractNumId w:val="17"/>
+  </w:num>
+  <w:num w:numId="13" w16cid:durableId="1378162066">
+    <w:abstractNumId w:val="0"/>
+  </w:num>
+  <w:num w:numId="14" w16cid:durableId="1006127216">
+    <w:abstractNumId w:val="8"/>
+  </w:num>
+  <w:num w:numId="15" w16cid:durableId="576328435">
+    <w:abstractNumId w:val="7"/>
+  </w:num>
+  <w:num w:numId="16" w16cid:durableId="185994866">
+    <w:abstractNumId w:val="13"/>
+  </w:num>
+  <w:num w:numId="17" w16cid:durableId="291522637">
+    <w:abstractNumId w:val="11"/>
+  </w:num>
+  <w:num w:numId="18" w16cid:durableId="738789758">
+    <w:abstractNumId w:val="6"/>
+  </w:num>
+  <w:num w:numId="19" w16cid:durableId="1481847142">
     <w:abstractNumId w:val="18"/>
   </w:num>
-  <w:num w:numId="9">
-    <w:abstractNumId w:val="10"/>
-  </w:num>
-  <w:num w:numId="10">
-    <w:abstractNumId w:val="1"/>
-  </w:num>
-  <w:num w:numId="11">
-    <w:abstractNumId w:val="2"/>
-  </w:num>
-  <w:num w:numId="12">
-    <w:abstractNumId w:val="16"/>
-  </w:num>
-  <w:num w:numId="13">
-    <w:abstractNumId w:val="0"/>
-  </w:num>
-  <w:num w:numId="14">
-    <w:abstractNumId w:val="8"/>
-  </w:num>
-  <w:num w:numId="15">
-    <w:abstractNumId w:val="7"/>
-  </w:num>
-  <w:num w:numId="16">
-    <w:abstractNumId w:val="13"/>
-  </w:num>
-  <w:num w:numId="17">
-    <w:abstractNumId w:val="11"/>
-  </w:num>
-  <w:num w:numId="18">
-    <w:abstractNumId w:val="6"/>
-  </w:num>
-  <w:num w:numId="19">
-    <w:abstractNumId w:val="17"/>
+  <w:num w:numId="20" w16cid:durableId="1937787621">
+    <w:abstractNumId w:val="15"/>
   </w:num>
 </w:numbering>
 </file>
 
 <file path=word/styles.xml><?xml version="1.0" encoding="utf-8"?>
-<w:styles xmlns:mc="http://schemas.openxmlformats.org/markup-compatibility/2006" xmlns:r="http://schemas.openxmlformats.org/officeDocument/2006/relationships" xmlns:w="http://schemas.openxmlformats.org/wordprocessingml/2006/main" xmlns:w14="http://schemas.microsoft.com/office/word/2010/wordml" xmlns:w15="http://schemas.microsoft.com/office/word/2012/wordml" xmlns:w16cex="http://schemas.microsoft.com/office/word/2018/wordml/cex" xmlns:w16cid="http://schemas.microsoft.com/office/word/2016/wordml/cid" xmlns:w16="http://schemas.microsoft.com/office/word/2018/wordml" xmlns:w16sdtdh="http://schemas.microsoft.com/office/word/2020/wordml/sdtdatahash" xmlns:w16se="http://schemas.microsoft.com/office/word/2015/wordml/symex" mc:Ignorable="w14 w15 w16se w16cid w16 w16cex w16sdtdh">
+<w:styles xmlns:mc="http://schemas.openxmlformats.org/markup-compatibility/2006" xmlns:r="http://schemas.openxmlformats.org/officeDocument/2006/relationships" xmlns:w="http://schemas.openxmlformats.org/wordprocessingml/2006/main" xmlns:w14="http://schemas.microsoft.com/office/word/2010/wordml" xmlns:w15="http://schemas.microsoft.com/office/word/2012/wordml" xmlns:w16cex="http://schemas.microsoft.com/office/word/2018/wordml/cex" xmlns:w16cid="http://schemas.microsoft.com/office/word/2016/wordml/cid" xmlns:w16="http://schemas.microsoft.com/office/word/2018/wordml" xmlns:w16du="http://schemas.microsoft.com/office/word/2023/wordml/word16du" xmlns:w16sdtdh="http://schemas.microsoft.com/office/word/2020/wordml/sdtdatahash" xmlns:w16se="http://schemas.microsoft.com/office/word/2015/wordml/symex" mc:Ignorable="w14 w15 w16se w16cid w16 w16cex w16sdtdh w16du">
   <w:docDefaults>
     <w:rPrDefault>
       <w:rPr>
@@ -3462,6 +5847,25 @@
       <w:contextualSpacing/>
     </w:pPr>
   </w:style>
+  <w:style w:type="table" w:styleId="TableGrid">
+    <w:name w:val="Table Grid"/>
+    <w:basedOn w:val="TableNormal"/>
+    <w:uiPriority w:val="39"/>
+    <w:rsid w:val="00225FA1"/>
+    <w:pPr>
+      <w:spacing w:after="0" w:line="240" w:lineRule="auto"/>
+    </w:pPr>
+    <w:tblPr>
+      <w:tblBorders>
+        <w:top w:val="single" w:sz="4" w:space="0" w:color="auto"/>
+        <w:left w:val="single" w:sz="4" w:space="0" w:color="auto"/>
+        <w:bottom w:val="single" w:sz="4" w:space="0" w:color="auto"/>
+        <w:right w:val="single" w:sz="4" w:space="0" w:color="auto"/>
+        <w:insideH w:val="single" w:sz="4" w:space="0" w:color="auto"/>
+        <w:insideV w:val="single" w:sz="4" w:space="0" w:color="auto"/>
+      </w:tblBorders>
+    </w:tblPr>
+  </w:style>
 </w:styles>
 </file>
 
